--- a/📁 authentication details.docx
+++ b/📁 authentication details.docx
@@ -322,8 +322,14 @@
       <w:r>
         <w:t>│</w:t>
       </w:r>
-    </w:p>
-    <w:p>
+      <w:r>
+        <w:t>verify-email</w:t>
+      </w:r>
+    </w:p>
+    <w:p>
+      <w:r>
+        <w:t xml:space="preserve">│      </w:t>
+      </w:r>
       <w:r>
         <w:rPr>
           <w:rFonts w:ascii="MS Gothic" w:eastAsia="MS Gothic" w:hAnsi="MS Gothic" w:cs="MS Gothic" w:hint="eastAsia"/>
@@ -339,6 +345,77 @@
       <w:r>
         <w:t xml:space="preserve"> </w:t>
       </w:r>
+      <w:r>
+        <w:t>verify-</w:t>
+      </w:r>
+      <w:proofErr w:type="spellStart"/>
+      <w:r>
+        <w:t>email</w:t>
+      </w:r>
+      <w:r>
+        <w:t>.ts</w:t>
+      </w:r>
+      <w:proofErr w:type="spellEnd"/>
+    </w:p>
+    <w:p>
+      <w:r>
+        <w:t xml:space="preserve">│      </w:t>
+      </w:r>
+      <w:r>
+        <w:rPr>
+          <w:rFonts w:ascii="MS Gothic" w:eastAsia="MS Gothic" w:hAnsi="MS Gothic" w:cs="MS Gothic" w:hint="eastAsia"/>
+        </w:rPr>
+        <w:t>├</w:t>
+      </w:r>
+      <w:r>
+        <w:rPr>
+          <w:rFonts w:ascii="Calibri" w:hAnsi="Calibri" w:cs="Calibri"/>
+        </w:rPr>
+        <w:t>──</w:t>
+      </w:r>
+      <w:r>
+        <w:t xml:space="preserve"> </w:t>
+      </w:r>
+      <w:r>
+        <w:t>verify-email</w:t>
+      </w:r>
+      <w:r>
+        <w:t>.html</w:t>
+      </w:r>
+    </w:p>
+    <w:p>
+      <w:r>
+        <w:lastRenderedPageBreak/>
+        <w:t xml:space="preserve">│      └── </w:t>
+      </w:r>
+      <w:r>
+        <w:t>verify-email</w:t>
+      </w:r>
+      <w:r>
+        <w:t>.css</w:t>
+      </w:r>
+    </w:p>
+    <w:p>
+      <w:r>
+        <w:br/>
+      </w:r>
+    </w:p>
+    <w:p>
+      <w:r>
+        <w:rPr>
+          <w:rFonts w:ascii="MS Gothic" w:eastAsia="MS Gothic" w:hAnsi="MS Gothic" w:cs="MS Gothic" w:hint="eastAsia"/>
+        </w:rPr>
+        <w:t>├</w:t>
+      </w:r>
+      <w:r>
+        <w:rPr>
+          <w:rFonts w:ascii="Calibri" w:hAnsi="Calibri" w:cs="Calibri"/>
+        </w:rPr>
+        <w:t>──</w:t>
+      </w:r>
+      <w:r>
+        <w:t xml:space="preserve"> </w:t>
+      </w:r>
       <w:proofErr w:type="spellStart"/>
       <w:proofErr w:type="gramStart"/>
       <w:r>
@@ -382,7 +459,455 @@
         <w:rPr>
           <w:rFonts w:ascii="MS Gothic" w:eastAsia="MS Gothic" w:hAnsi="MS Gothic" w:cs="MS Gothic" w:hint="eastAsia"/>
         </w:rPr>
+        <w:t>├</w:t>
+      </w:r>
+      <w:r>
+        <w:rPr>
+          <w:rFonts w:ascii="Calibri" w:hAnsi="Calibri" w:cs="Calibri"/>
+        </w:rPr>
+        <w:t>──</w:t>
+      </w:r>
+      <w:r>
+        <w:t xml:space="preserve"> </w:t>
+      </w:r>
+      <w:proofErr w:type="spellStart"/>
+      <w:proofErr w:type="gramStart"/>
+      <w:r>
+        <w:t>auth.guard</w:t>
+      </w:r>
+      <w:proofErr w:type="gramEnd"/>
+      <w:r>
+        <w:t>.ts</w:t>
+      </w:r>
+      <w:proofErr w:type="spellEnd"/>
+    </w:p>
+    <w:p>
+      <w:r>
+        <w:rPr>
+          <w:rFonts w:ascii="MS Gothic" w:eastAsia="MS Gothic" w:hAnsi="MS Gothic" w:cs="MS Gothic" w:hint="eastAsia"/>
+        </w:rPr>
+        <w:t>├</w:t>
+      </w:r>
+      <w:r>
+        <w:rPr>
+          <w:rFonts w:ascii="Calibri" w:hAnsi="Calibri" w:cs="Calibri"/>
+        </w:rPr>
+        <w:t>──</w:t>
+      </w:r>
+      <w:r>
+        <w:t xml:space="preserve"> </w:t>
+      </w:r>
+      <w:proofErr w:type="spellStart"/>
+      <w:proofErr w:type="gramStart"/>
+      <w:r>
+        <w:t>role.guard</w:t>
+      </w:r>
+      <w:proofErr w:type="gramEnd"/>
+      <w:r>
+        <w:t>.ts</w:t>
+      </w:r>
+      <w:proofErr w:type="spellEnd"/>
+    </w:p>
+    <w:p>
+      <w:r>
+        <w:rPr>
+          <w:rFonts w:ascii="MS Gothic" w:eastAsia="MS Gothic" w:hAnsi="MS Gothic" w:cs="MS Gothic" w:hint="eastAsia"/>
+        </w:rPr>
+        <w:t>├</w:t>
+      </w:r>
+      <w:r>
+        <w:rPr>
+          <w:rFonts w:ascii="Calibri" w:hAnsi="Calibri" w:cs="Calibri"/>
+        </w:rPr>
+        <w:t>──</w:t>
+      </w:r>
+      <w:r>
+        <w:t xml:space="preserve"> </w:t>
+      </w:r>
+      <w:proofErr w:type="spellStart"/>
+      <w:proofErr w:type="gramStart"/>
+      <w:r>
+        <w:t>auth.interceptor</w:t>
+      </w:r>
+      <w:proofErr w:type="gramEnd"/>
+      <w:r>
+        <w:t>.ts</w:t>
+      </w:r>
+      <w:proofErr w:type="spellEnd"/>
+    </w:p>
+    <w:p>
+      <w:r>
+        <w:t xml:space="preserve">└── </w:t>
+      </w:r>
+      <w:proofErr w:type="spellStart"/>
+      <w:proofErr w:type="gramStart"/>
+      <w:r>
+        <w:t>authentication.routes</w:t>
+      </w:r>
+      <w:proofErr w:type="gramEnd"/>
+      <w:r>
+        <w:t>.ts</w:t>
+      </w:r>
+      <w:proofErr w:type="spellEnd"/>
+    </w:p>
+    <w:p>
+      <w:r>
+        <w:pict w14:anchorId="238E27C1">
+          <v:rect id="_x0000_i1025" style="width:0;height:1.5pt" o:hralign="center" o:hrstd="t" o:hr="t" fillcolor="#a0a0a0" stroked="f"/>
+        </w:pict>
+      </w:r>
+    </w:p>
+    <w:p>
+      <w:pPr>
+        <w:rPr>
+          <w:b/>
+          <w:bCs/>
+        </w:rPr>
+      </w:pPr>
+      <w:r>
+        <w:rPr>
+          <w:rFonts w:ascii="Nirmala UI" w:hAnsi="Nirmala UI" w:cs="Nirmala UI"/>
+          <w:b/>
+          <w:bCs/>
+        </w:rPr>
+        <w:t>১</w:t>
+      </w:r>
+      <w:r>
+        <w:rPr>
+          <w:b/>
+          <w:bCs/>
+        </w:rPr>
+        <w:t>. login</w:t>
+      </w:r>
+    </w:p>
+    <w:p>
+      <w:pPr>
+        <w:rPr>
+          <w:b/>
+          <w:bCs/>
+        </w:rPr>
+      </w:pPr>
+      <w:r>
+        <w:rPr>
+          <w:b/>
+          <w:bCs/>
+        </w:rPr>
+        <w:t>Files</w:t>
+      </w:r>
+    </w:p>
+    <w:p>
+      <w:r>
+        <w:t>login</w:t>
+      </w:r>
+    </w:p>
+    <w:p>
+      <w:r>
+        <w:t>│</w:t>
+      </w:r>
+    </w:p>
+    <w:p>
+      <w:r>
+        <w:rPr>
+          <w:rFonts w:ascii="MS Gothic" w:eastAsia="MS Gothic" w:hAnsi="MS Gothic" w:cs="MS Gothic" w:hint="eastAsia"/>
+        </w:rPr>
+        <w:t>├</w:t>
+      </w:r>
+      <w:r>
+        <w:rPr>
+          <w:rFonts w:ascii="Calibri" w:hAnsi="Calibri" w:cs="Calibri"/>
+        </w:rPr>
+        <w:t>──</w:t>
+      </w:r>
+      <w:r>
+        <w:t xml:space="preserve"> </w:t>
+      </w:r>
+      <w:proofErr w:type="spellStart"/>
+      <w:r>
+        <w:t>login.ts</w:t>
+      </w:r>
+      <w:proofErr w:type="spellEnd"/>
+    </w:p>
+    <w:p>
+      <w:r>
+        <w:rPr>
+          <w:rFonts w:ascii="MS Gothic" w:eastAsia="MS Gothic" w:hAnsi="MS Gothic" w:cs="MS Gothic" w:hint="eastAsia"/>
+        </w:rPr>
+        <w:t>├</w:t>
+      </w:r>
+      <w:r>
+        <w:rPr>
+          <w:rFonts w:ascii="Calibri" w:hAnsi="Calibri" w:cs="Calibri"/>
+        </w:rPr>
+        <w:t>──</w:t>
+      </w:r>
+      <w:r>
+        <w:t xml:space="preserve"> login.html</w:t>
+      </w:r>
+    </w:p>
+    <w:p>
+      <w:r>
+        <w:t>└── login.css</w:t>
+      </w:r>
+    </w:p>
+    <w:p>
+      <w:pPr>
+        <w:rPr>
+          <w:b/>
+          <w:bCs/>
+        </w:rPr>
+      </w:pPr>
+      <w:r>
+        <w:rPr>
+          <w:b/>
+          <w:bCs/>
+        </w:rPr>
+        <w:t>UI</w:t>
+      </w:r>
+    </w:p>
+    <w:p>
+      <w:r>
+        <w:t>Email</w:t>
+      </w:r>
+    </w:p>
+    <w:p/>
+    <w:p>
+      <w:r>
+        <w:t>Password</w:t>
+      </w:r>
+    </w:p>
+    <w:p/>
+    <w:p>
+      <w:r>
+        <w:t>Remember Me</w:t>
+      </w:r>
+    </w:p>
+    <w:p/>
+    <w:p>
+      <w:r>
+        <w:t>Login Button</w:t>
+      </w:r>
+    </w:p>
+    <w:p/>
+    <w:p>
+      <w:r>
         <w:lastRenderedPageBreak/>
+        <w:t>Forgot Password</w:t>
+      </w:r>
+    </w:p>
+    <w:p>
+      <w:pPr>
+        <w:rPr>
+          <w:b/>
+          <w:bCs/>
+        </w:rPr>
+      </w:pPr>
+      <w:proofErr w:type="spellStart"/>
+      <w:r>
+        <w:rPr>
+          <w:b/>
+          <w:bCs/>
+        </w:rPr>
+        <w:t>login.ts</w:t>
+      </w:r>
+      <w:proofErr w:type="spellEnd"/>
+      <w:r>
+        <w:rPr>
+          <w:b/>
+          <w:bCs/>
+        </w:rPr>
+        <w:t xml:space="preserve"> Methods</w:t>
+      </w:r>
+    </w:p>
+    <w:p>
+      <w:proofErr w:type="gramStart"/>
+      <w:r>
+        <w:t>login(</w:t>
+      </w:r>
+      <w:proofErr w:type="gramEnd"/>
+      <w:r>
+        <w:t>)</w:t>
+      </w:r>
+    </w:p>
+    <w:p/>
+    <w:p>
+      <w:proofErr w:type="spellStart"/>
+      <w:proofErr w:type="gramStart"/>
+      <w:r>
+        <w:t>onSubmit</w:t>
+      </w:r>
+      <w:proofErr w:type="spellEnd"/>
+      <w:r>
+        <w:t>(</w:t>
+      </w:r>
+      <w:proofErr w:type="gramEnd"/>
+      <w:r>
+        <w:t>)</w:t>
+      </w:r>
+    </w:p>
+    <w:p/>
+    <w:p>
+      <w:proofErr w:type="spellStart"/>
+      <w:proofErr w:type="gramStart"/>
+      <w:r>
+        <w:t>togglePassword</w:t>
+      </w:r>
+      <w:proofErr w:type="spellEnd"/>
+      <w:r>
+        <w:t>(</w:t>
+      </w:r>
+      <w:proofErr w:type="gramEnd"/>
+      <w:r>
+        <w:t>)</w:t>
+      </w:r>
+    </w:p>
+    <w:p/>
+    <w:p>
+      <w:proofErr w:type="spellStart"/>
+      <w:proofErr w:type="gramStart"/>
+      <w:r>
+        <w:t>rememberMe</w:t>
+      </w:r>
+      <w:proofErr w:type="spellEnd"/>
+      <w:r>
+        <w:t>(</w:t>
+      </w:r>
+      <w:proofErr w:type="gramEnd"/>
+      <w:r>
+        <w:t>)</w:t>
+      </w:r>
+    </w:p>
+    <w:p/>
+    <w:p>
+      <w:proofErr w:type="spellStart"/>
+      <w:proofErr w:type="gramStart"/>
+      <w:r>
+        <w:t>resetForm</w:t>
+      </w:r>
+      <w:proofErr w:type="spellEnd"/>
+      <w:r>
+        <w:t>(</w:t>
+      </w:r>
+      <w:proofErr w:type="gramEnd"/>
+      <w:r>
+        <w:t>)</w:t>
+      </w:r>
+    </w:p>
+    <w:p>
+      <w:pPr>
+        <w:rPr>
+          <w:b/>
+          <w:bCs/>
+        </w:rPr>
+      </w:pPr>
+      <w:r>
+        <w:rPr>
+          <w:b/>
+          <w:bCs/>
+        </w:rPr>
+        <w:t xml:space="preserve">Backend </w:t>
+      </w:r>
+      <w:proofErr w:type="spellStart"/>
+      <w:r>
+        <w:rPr>
+          <w:rFonts w:ascii="Nirmala UI" w:hAnsi="Nirmala UI" w:cs="Nirmala UI"/>
+          <w:b/>
+          <w:bCs/>
+        </w:rPr>
+        <w:t>লাগবে</w:t>
+      </w:r>
+      <w:proofErr w:type="spellEnd"/>
+    </w:p>
+    <w:p>
+      <w:proofErr w:type="spellStart"/>
+      <w:r>
+        <w:t>AuthenticationController</w:t>
+      </w:r>
+      <w:proofErr w:type="spellEnd"/>
+    </w:p>
+    <w:p/>
+    <w:p>
+      <w:proofErr w:type="spellStart"/>
+      <w:r>
+        <w:t>AuthenticationService</w:t>
+      </w:r>
+      <w:proofErr w:type="spellEnd"/>
+    </w:p>
+    <w:p/>
+    <w:p>
+      <w:proofErr w:type="spellStart"/>
+      <w:r>
+        <w:t>LoginRequestDto</w:t>
+      </w:r>
+      <w:proofErr w:type="spellEnd"/>
+    </w:p>
+    <w:p/>
+    <w:p>
+      <w:proofErr w:type="spellStart"/>
+      <w:r>
+        <w:t>LoginResponseDto</w:t>
+      </w:r>
+      <w:proofErr w:type="spellEnd"/>
+    </w:p>
+    <w:p>
+      <w:r>
+        <w:pict w14:anchorId="1F97E292">
+          <v:rect id="_x0000_i1026" style="width:0;height:1.5pt" o:hralign="center" o:hrstd="t" o:hr="t" fillcolor="#a0a0a0" stroked="f"/>
+        </w:pict>
+      </w:r>
+    </w:p>
+    <w:p>
+      <w:pPr>
+        <w:rPr>
+          <w:b/>
+          <w:bCs/>
+        </w:rPr>
+      </w:pPr>
+      <w:r>
+        <w:rPr>
+          <w:rFonts w:ascii="Nirmala UI" w:hAnsi="Nirmala UI" w:cs="Nirmala UI"/>
+          <w:b/>
+          <w:bCs/>
+        </w:rPr>
+        <w:t>২</w:t>
+      </w:r>
+      <w:r>
+        <w:rPr>
+          <w:b/>
+          <w:bCs/>
+        </w:rPr>
+        <w:t>. forgot-password</w:t>
+      </w:r>
+    </w:p>
+    <w:p>
+      <w:pPr>
+        <w:rPr>
+          <w:b/>
+          <w:bCs/>
+        </w:rPr>
+      </w:pPr>
+      <w:r>
+        <w:rPr>
+          <w:b/>
+          <w:bCs/>
+        </w:rPr>
+        <w:t>Files</w:t>
+      </w:r>
+    </w:p>
+    <w:p>
+      <w:r>
+        <w:t>forgot-password</w:t>
+      </w:r>
+    </w:p>
+    <w:p>
+      <w:r>
+        <w:t>│</w:t>
+      </w:r>
+    </w:p>
+    <w:p>
+      <w:r>
+        <w:rPr>
+          <w:rFonts w:ascii="MS Gothic" w:eastAsia="MS Gothic" w:hAnsi="MS Gothic" w:cs="MS Gothic" w:hint="eastAsia"/>
+        </w:rPr>
         <w:t>├</w:t>
       </w:r>
       <w:r>
@@ -392,2141 +917,1695 @@
         <w:t>──</w:t>
       </w:r>
       <w:r>
+        <w:t xml:space="preserve"> forgot-</w:t>
+      </w:r>
+      <w:proofErr w:type="spellStart"/>
+      <w:r>
+        <w:t>password.ts</w:t>
+      </w:r>
+      <w:proofErr w:type="spellEnd"/>
+    </w:p>
+    <w:p>
+      <w:r>
+        <w:rPr>
+          <w:rFonts w:ascii="MS Gothic" w:eastAsia="MS Gothic" w:hAnsi="MS Gothic" w:cs="MS Gothic" w:hint="eastAsia"/>
+        </w:rPr>
+        <w:t>├</w:t>
+      </w:r>
+      <w:r>
+        <w:rPr>
+          <w:rFonts w:ascii="Calibri" w:hAnsi="Calibri" w:cs="Calibri"/>
+        </w:rPr>
+        <w:t>──</w:t>
+      </w:r>
+      <w:r>
+        <w:t xml:space="preserve"> forgot-password.html</w:t>
+      </w:r>
+    </w:p>
+    <w:p>
+      <w:r>
+        <w:lastRenderedPageBreak/>
+        <w:t>└── forgot-password.css</w:t>
+      </w:r>
+    </w:p>
+    <w:p>
+      <w:pPr>
+        <w:rPr>
+          <w:b/>
+          <w:bCs/>
+        </w:rPr>
+      </w:pPr>
+      <w:r>
+        <w:rPr>
+          <w:b/>
+          <w:bCs/>
+        </w:rPr>
+        <w:t>UI</w:t>
+      </w:r>
+    </w:p>
+    <w:p>
+      <w:r>
+        <w:t>Email</w:t>
+      </w:r>
+    </w:p>
+    <w:p/>
+    <w:p>
+      <w:r>
+        <w:t>Send OTP</w:t>
+      </w:r>
+    </w:p>
+    <w:p/>
+    <w:p>
+      <w:r>
+        <w:t>OR</w:t>
+      </w:r>
+    </w:p>
+    <w:p/>
+    <w:p>
+      <w:r>
+        <w:t>Send Reset Link</w:t>
+      </w:r>
+    </w:p>
+    <w:p>
+      <w:pPr>
+        <w:rPr>
+          <w:b/>
+          <w:bCs/>
+        </w:rPr>
+      </w:pPr>
+      <w:r>
+        <w:rPr>
+          <w:b/>
+          <w:bCs/>
+        </w:rPr>
+        <w:t>Methods</w:t>
+      </w:r>
+    </w:p>
+    <w:p>
+      <w:proofErr w:type="spellStart"/>
+      <w:proofErr w:type="gramStart"/>
+      <w:r>
+        <w:t>sendResetLink</w:t>
+      </w:r>
+      <w:proofErr w:type="spellEnd"/>
+      <w:r>
+        <w:t>(</w:t>
+      </w:r>
+      <w:proofErr w:type="gramEnd"/>
+      <w:r>
+        <w:t>)</w:t>
+      </w:r>
+    </w:p>
+    <w:p/>
+    <w:p>
+      <w:proofErr w:type="spellStart"/>
+      <w:proofErr w:type="gramStart"/>
+      <w:r>
+        <w:t>sendOtp</w:t>
+      </w:r>
+      <w:proofErr w:type="spellEnd"/>
+      <w:r>
+        <w:t>(</w:t>
+      </w:r>
+      <w:proofErr w:type="gramEnd"/>
+      <w:r>
+        <w:t>)</w:t>
+      </w:r>
+    </w:p>
+    <w:p/>
+    <w:p>
+      <w:proofErr w:type="spellStart"/>
+      <w:proofErr w:type="gramStart"/>
+      <w:r>
+        <w:t>verifyEmail</w:t>
+      </w:r>
+      <w:proofErr w:type="spellEnd"/>
+      <w:r>
+        <w:t>(</w:t>
+      </w:r>
+      <w:proofErr w:type="gramEnd"/>
+      <w:r>
+        <w:t>)</w:t>
+      </w:r>
+    </w:p>
+    <w:p/>
+    <w:p>
+      <w:proofErr w:type="spellStart"/>
+      <w:proofErr w:type="gramStart"/>
+      <w:r>
+        <w:t>onSubmit</w:t>
+      </w:r>
+      <w:proofErr w:type="spellEnd"/>
+      <w:r>
+        <w:t>(</w:t>
+      </w:r>
+      <w:proofErr w:type="gramEnd"/>
+      <w:r>
+        <w:t>)</w:t>
+      </w:r>
+    </w:p>
+    <w:p>
+      <w:pPr>
+        <w:rPr>
+          <w:b/>
+          <w:bCs/>
+        </w:rPr>
+      </w:pPr>
+      <w:r>
+        <w:rPr>
+          <w:b/>
+          <w:bCs/>
+        </w:rPr>
+        <w:t xml:space="preserve">Backend </w:t>
+      </w:r>
+      <w:proofErr w:type="spellStart"/>
+      <w:r>
+        <w:rPr>
+          <w:rFonts w:ascii="Nirmala UI" w:hAnsi="Nirmala UI" w:cs="Nirmala UI"/>
+          <w:b/>
+          <w:bCs/>
+        </w:rPr>
+        <w:t>লাগবে</w:t>
+      </w:r>
+      <w:proofErr w:type="spellEnd"/>
+    </w:p>
+    <w:p>
+      <w:proofErr w:type="spellStart"/>
+      <w:r>
+        <w:t>AuthenticationController</w:t>
+      </w:r>
+      <w:proofErr w:type="spellEnd"/>
+    </w:p>
+    <w:p/>
+    <w:p>
+      <w:proofErr w:type="spellStart"/>
+      <w:r>
+        <w:t>ForgotPasswordRequestDto</w:t>
+      </w:r>
+      <w:proofErr w:type="spellEnd"/>
+    </w:p>
+    <w:p/>
+    <w:p>
+      <w:proofErr w:type="spellStart"/>
+      <w:r>
+        <w:t>ForgotPasswordResponseDto</w:t>
+      </w:r>
+      <w:proofErr w:type="spellEnd"/>
+    </w:p>
+    <w:p/>
+    <w:p>
+      <w:proofErr w:type="spellStart"/>
+      <w:r>
+        <w:t>EmailService</w:t>
+      </w:r>
+      <w:proofErr w:type="spellEnd"/>
+    </w:p>
+    <w:p>
+      <w:r>
+        <w:pict w14:anchorId="20DBAB25">
+          <v:rect id="_x0000_i1027" style="width:0;height:1.5pt" o:hralign="center" o:hrstd="t" o:hr="t" fillcolor="#a0a0a0" stroked="f"/>
+        </w:pict>
+      </w:r>
+    </w:p>
+    <w:p>
+      <w:pPr>
+        <w:rPr>
+          <w:b/>
+          <w:bCs/>
+        </w:rPr>
+      </w:pPr>
+      <w:r>
+        <w:rPr>
+          <w:rFonts w:ascii="Nirmala UI" w:hAnsi="Nirmala UI" w:cs="Nirmala UI"/>
+          <w:b/>
+          <w:bCs/>
+        </w:rPr>
+        <w:lastRenderedPageBreak/>
+        <w:t>৩</w:t>
+      </w:r>
+      <w:r>
+        <w:rPr>
+          <w:b/>
+          <w:bCs/>
+        </w:rPr>
+        <w:t>. reset-password</w:t>
+      </w:r>
+    </w:p>
+    <w:p>
+      <w:pPr>
+        <w:rPr>
+          <w:b/>
+          <w:bCs/>
+        </w:rPr>
+      </w:pPr>
+      <w:r>
+        <w:rPr>
+          <w:b/>
+          <w:bCs/>
+        </w:rPr>
+        <w:t>Files</w:t>
+      </w:r>
+    </w:p>
+    <w:p>
+      <w:r>
+        <w:t>reset-password</w:t>
+      </w:r>
+    </w:p>
+    <w:p>
+      <w:r>
+        <w:t>│</w:t>
+      </w:r>
+    </w:p>
+    <w:p>
+      <w:r>
+        <w:rPr>
+          <w:rFonts w:ascii="MS Gothic" w:eastAsia="MS Gothic" w:hAnsi="MS Gothic" w:cs="MS Gothic" w:hint="eastAsia"/>
+        </w:rPr>
+        <w:t>├</w:t>
+      </w:r>
+      <w:r>
+        <w:rPr>
+          <w:rFonts w:ascii="Calibri" w:hAnsi="Calibri" w:cs="Calibri"/>
+        </w:rPr>
+        <w:t>──</w:t>
+      </w:r>
+      <w:r>
+        <w:t xml:space="preserve"> reset-</w:t>
+      </w:r>
+      <w:proofErr w:type="spellStart"/>
+      <w:r>
+        <w:t>password.ts</w:t>
+      </w:r>
+      <w:proofErr w:type="spellEnd"/>
+    </w:p>
+    <w:p>
+      <w:r>
+        <w:rPr>
+          <w:rFonts w:ascii="MS Gothic" w:eastAsia="MS Gothic" w:hAnsi="MS Gothic" w:cs="MS Gothic" w:hint="eastAsia"/>
+        </w:rPr>
+        <w:t>├</w:t>
+      </w:r>
+      <w:r>
+        <w:rPr>
+          <w:rFonts w:ascii="Calibri" w:hAnsi="Calibri" w:cs="Calibri"/>
+        </w:rPr>
+        <w:t>──</w:t>
+      </w:r>
+      <w:r>
+        <w:t xml:space="preserve"> reset-password.html</w:t>
+      </w:r>
+    </w:p>
+    <w:p>
+      <w:r>
+        <w:t>└── reset-password.css</w:t>
+      </w:r>
+    </w:p>
+    <w:p>
+      <w:pPr>
+        <w:rPr>
+          <w:b/>
+          <w:bCs/>
+        </w:rPr>
+      </w:pPr>
+      <w:r>
+        <w:rPr>
+          <w:b/>
+          <w:bCs/>
+        </w:rPr>
+        <w:t>UI</w:t>
+      </w:r>
+    </w:p>
+    <w:p>
+      <w:r>
+        <w:t>OTP</w:t>
+      </w:r>
+    </w:p>
+    <w:p/>
+    <w:p>
+      <w:r>
+        <w:t>New Password</w:t>
+      </w:r>
+    </w:p>
+    <w:p/>
+    <w:p>
+      <w:r>
+        <w:t>Confirm Password</w:t>
+      </w:r>
+    </w:p>
+    <w:p/>
+    <w:p>
+      <w:r>
+        <w:t>Reset Button</w:t>
+      </w:r>
+    </w:p>
+    <w:p>
+      <w:proofErr w:type="spellStart"/>
+      <w:r>
+        <w:rPr>
+          <w:rFonts w:ascii="Nirmala UI" w:hAnsi="Nirmala UI" w:cs="Nirmala UI"/>
+        </w:rPr>
+        <w:t>অথবা</w:t>
+      </w:r>
+      <w:proofErr w:type="spellEnd"/>
+    </w:p>
+    <w:p>
+      <w:r>
+        <w:t>Token</w:t>
+      </w:r>
+    </w:p>
+    <w:p/>
+    <w:p>
+      <w:r>
+        <w:t>New Password</w:t>
+      </w:r>
+    </w:p>
+    <w:p/>
+    <w:p>
+      <w:r>
+        <w:t>Confirm Password</w:t>
+      </w:r>
+    </w:p>
+    <w:p>
+      <w:pPr>
+        <w:rPr>
+          <w:b/>
+          <w:bCs/>
+        </w:rPr>
+      </w:pPr>
+      <w:r>
+        <w:rPr>
+          <w:b/>
+          <w:bCs/>
+        </w:rPr>
+        <w:t>Methods</w:t>
+      </w:r>
+    </w:p>
+    <w:p>
+      <w:proofErr w:type="spellStart"/>
+      <w:proofErr w:type="gramStart"/>
+      <w:r>
+        <w:t>resetPassword</w:t>
+      </w:r>
+      <w:proofErr w:type="spellEnd"/>
+      <w:r>
+        <w:t>(</w:t>
+      </w:r>
+      <w:proofErr w:type="gramEnd"/>
+      <w:r>
+        <w:t>)</w:t>
+      </w:r>
+    </w:p>
+    <w:p/>
+    <w:p>
+      <w:proofErr w:type="spellStart"/>
+      <w:proofErr w:type="gramStart"/>
+      <w:r>
+        <w:t>validateToken</w:t>
+      </w:r>
+      <w:proofErr w:type="spellEnd"/>
+      <w:r>
+        <w:t>(</w:t>
+      </w:r>
+      <w:proofErr w:type="gramEnd"/>
+      <w:r>
+        <w:t>)</w:t>
+      </w:r>
+    </w:p>
+    <w:p/>
+    <w:p>
+      <w:proofErr w:type="spellStart"/>
+      <w:proofErr w:type="gramStart"/>
+      <w:r>
+        <w:lastRenderedPageBreak/>
+        <w:t>passwordMatch</w:t>
+      </w:r>
+      <w:proofErr w:type="spellEnd"/>
+      <w:r>
+        <w:t>(</w:t>
+      </w:r>
+      <w:proofErr w:type="gramEnd"/>
+      <w:r>
+        <w:t>)</w:t>
+      </w:r>
+    </w:p>
+    <w:p/>
+    <w:p>
+      <w:proofErr w:type="spellStart"/>
+      <w:proofErr w:type="gramStart"/>
+      <w:r>
+        <w:t>onSubmit</w:t>
+      </w:r>
+      <w:proofErr w:type="spellEnd"/>
+      <w:r>
+        <w:t>(</w:t>
+      </w:r>
+      <w:proofErr w:type="gramEnd"/>
+      <w:r>
+        <w:t>)</w:t>
+      </w:r>
+    </w:p>
+    <w:p>
+      <w:pPr>
+        <w:rPr>
+          <w:b/>
+          <w:bCs/>
+        </w:rPr>
+      </w:pPr>
+      <w:r>
+        <w:rPr>
+          <w:b/>
+          <w:bCs/>
+        </w:rPr>
+        <w:t xml:space="preserve">Backend </w:t>
+      </w:r>
+      <w:proofErr w:type="spellStart"/>
+      <w:r>
+        <w:rPr>
+          <w:rFonts w:ascii="Nirmala UI" w:hAnsi="Nirmala UI" w:cs="Nirmala UI"/>
+          <w:b/>
+          <w:bCs/>
+        </w:rPr>
+        <w:t>লাগবে</w:t>
+      </w:r>
+      <w:proofErr w:type="spellEnd"/>
+    </w:p>
+    <w:p>
+      <w:proofErr w:type="spellStart"/>
+      <w:r>
+        <w:t>AuthenticationController</w:t>
+      </w:r>
+      <w:proofErr w:type="spellEnd"/>
+    </w:p>
+    <w:p/>
+    <w:p>
+      <w:proofErr w:type="spellStart"/>
+      <w:r>
+        <w:t>ResetPasswordRequestDto</w:t>
+      </w:r>
+      <w:proofErr w:type="spellEnd"/>
+    </w:p>
+    <w:p/>
+    <w:p>
+      <w:proofErr w:type="spellStart"/>
+      <w:r>
+        <w:t>ResetPasswordResponseDto</w:t>
+      </w:r>
+      <w:proofErr w:type="spellEnd"/>
+    </w:p>
+    <w:p>
+      <w:r>
+        <w:pict w14:anchorId="26417572">
+          <v:rect id="_x0000_i1028" style="width:0;height:1.5pt" o:hralign="center" o:hrstd="t" o:hr="t" fillcolor="#a0a0a0" stroked="f"/>
+        </w:pict>
+      </w:r>
+    </w:p>
+    <w:p>
+      <w:pPr>
+        <w:rPr>
+          <w:b/>
+          <w:bCs/>
+        </w:rPr>
+      </w:pPr>
+      <w:r>
+        <w:rPr>
+          <w:rFonts w:ascii="Nirmala UI" w:hAnsi="Nirmala UI" w:cs="Nirmala UI"/>
+          <w:b/>
+          <w:bCs/>
+        </w:rPr>
+        <w:t>৪</w:t>
+      </w:r>
+      <w:r>
+        <w:rPr>
+          <w:b/>
+          <w:bCs/>
+        </w:rPr>
+        <w:t>. unauthorized</w:t>
+      </w:r>
+    </w:p>
+    <w:p>
+      <w:pPr>
+        <w:rPr>
+          <w:b/>
+          <w:bCs/>
+        </w:rPr>
+      </w:pPr>
+      <w:r>
+        <w:rPr>
+          <w:b/>
+          <w:bCs/>
+        </w:rPr>
+        <w:t>Files</w:t>
+      </w:r>
+    </w:p>
+    <w:p>
+      <w:r>
+        <w:t>unauthorized</w:t>
+      </w:r>
+    </w:p>
+    <w:p>
+      <w:r>
+        <w:t>│</w:t>
+      </w:r>
+    </w:p>
+    <w:p>
+      <w:r>
+        <w:rPr>
+          <w:rFonts w:ascii="MS Gothic" w:eastAsia="MS Gothic" w:hAnsi="MS Gothic" w:cs="MS Gothic" w:hint="eastAsia"/>
+        </w:rPr>
+        <w:t>├</w:t>
+      </w:r>
+      <w:r>
+        <w:rPr>
+          <w:rFonts w:ascii="Calibri" w:hAnsi="Calibri" w:cs="Calibri"/>
+        </w:rPr>
+        <w:t>──</w:t>
+      </w:r>
+      <w:r>
         <w:t xml:space="preserve"> </w:t>
       </w:r>
       <w:proofErr w:type="spellStart"/>
+      <w:r>
+        <w:t>unauthorized.ts</w:t>
+      </w:r>
+      <w:proofErr w:type="spellEnd"/>
+    </w:p>
+    <w:p>
+      <w:r>
+        <w:rPr>
+          <w:rFonts w:ascii="MS Gothic" w:eastAsia="MS Gothic" w:hAnsi="MS Gothic" w:cs="MS Gothic" w:hint="eastAsia"/>
+        </w:rPr>
+        <w:t>├</w:t>
+      </w:r>
+      <w:r>
+        <w:rPr>
+          <w:rFonts w:ascii="Calibri" w:hAnsi="Calibri" w:cs="Calibri"/>
+        </w:rPr>
+        <w:t>──</w:t>
+      </w:r>
+      <w:r>
+        <w:t xml:space="preserve"> unauthorized.html</w:t>
+      </w:r>
+    </w:p>
+    <w:p>
+      <w:r>
+        <w:t>└── unauthorized.css</w:t>
+      </w:r>
+    </w:p>
+    <w:p>
+      <w:pPr>
+        <w:rPr>
+          <w:b/>
+          <w:bCs/>
+        </w:rPr>
+      </w:pPr>
+      <w:r>
+        <w:rPr>
+          <w:b/>
+          <w:bCs/>
+        </w:rPr>
+        <w:t>UI</w:t>
+      </w:r>
+    </w:p>
+    <w:p>
+      <w:r>
+        <w:t>403</w:t>
+      </w:r>
+    </w:p>
+    <w:p/>
+    <w:p>
+      <w:r>
+        <w:t>Access Denied</w:t>
+      </w:r>
+    </w:p>
+    <w:p/>
+    <w:p>
+      <w:r>
+        <w:t>Go Dashboard</w:t>
+      </w:r>
+    </w:p>
+    <w:p/>
+    <w:p>
+      <w:r>
+        <w:t>Logout</w:t>
+      </w:r>
+    </w:p>
+    <w:p>
+      <w:pPr>
+        <w:rPr>
+          <w:b/>
+          <w:bCs/>
+        </w:rPr>
+      </w:pPr>
+      <w:r>
+        <w:rPr>
+          <w:b/>
+          <w:bCs/>
+        </w:rPr>
+        <w:t>Methods</w:t>
+      </w:r>
+    </w:p>
+    <w:p>
+      <w:proofErr w:type="spellStart"/>
       <w:proofErr w:type="gramStart"/>
       <w:r>
+        <w:lastRenderedPageBreak/>
+        <w:t>goDashboard</w:t>
+      </w:r>
+      <w:proofErr w:type="spellEnd"/>
+      <w:r>
+        <w:t>(</w:t>
+      </w:r>
+      <w:proofErr w:type="gramEnd"/>
+      <w:r>
+        <w:t>)</w:t>
+      </w:r>
+    </w:p>
+    <w:p/>
+    <w:p>
+      <w:proofErr w:type="gramStart"/>
+      <w:r>
+        <w:t>logout(</w:t>
+      </w:r>
+      <w:proofErr w:type="gramEnd"/>
+      <w:r>
+        <w:t>)</w:t>
+      </w:r>
+    </w:p>
+    <w:p>
+      <w:proofErr w:type="spellStart"/>
+      <w:r>
+        <w:rPr>
+          <w:rFonts w:ascii="Nirmala UI" w:hAnsi="Nirmala UI" w:cs="Nirmala UI"/>
+        </w:rPr>
+        <w:t>এখানে</w:t>
+      </w:r>
+      <w:proofErr w:type="spellEnd"/>
+      <w:r>
+        <w:t xml:space="preserve"> </w:t>
+      </w:r>
+      <w:proofErr w:type="spellStart"/>
+      <w:r>
+        <w:rPr>
+          <w:rFonts w:ascii="Nirmala UI" w:hAnsi="Nirmala UI" w:cs="Nirmala UI"/>
+        </w:rPr>
+        <w:t>সাধারণত</w:t>
+      </w:r>
+      <w:proofErr w:type="spellEnd"/>
+      <w:r>
+        <w:t xml:space="preserve"> </w:t>
+      </w:r>
+      <w:proofErr w:type="spellStart"/>
+      <w:r>
+        <w:rPr>
+          <w:rFonts w:ascii="Nirmala UI" w:hAnsi="Nirmala UI" w:cs="Nirmala UI"/>
+        </w:rPr>
+        <w:t>খুব</w:t>
+      </w:r>
+      <w:proofErr w:type="spellEnd"/>
+      <w:r>
+        <w:t xml:space="preserve"> </w:t>
+      </w:r>
+      <w:proofErr w:type="spellStart"/>
+      <w:r>
+        <w:rPr>
+          <w:rFonts w:ascii="Nirmala UI" w:hAnsi="Nirmala UI" w:cs="Nirmala UI"/>
+        </w:rPr>
+        <w:t>বেশি</w:t>
+      </w:r>
+      <w:proofErr w:type="spellEnd"/>
+      <w:r>
+        <w:t xml:space="preserve"> Logic </w:t>
+      </w:r>
+      <w:proofErr w:type="spellStart"/>
+      <w:r>
+        <w:rPr>
+          <w:rFonts w:ascii="Nirmala UI" w:hAnsi="Nirmala UI" w:cs="Nirmala UI"/>
+        </w:rPr>
+        <w:t>থাকে</w:t>
+      </w:r>
+      <w:proofErr w:type="spellEnd"/>
+      <w:r>
+        <w:t xml:space="preserve"> </w:t>
+      </w:r>
+      <w:proofErr w:type="spellStart"/>
+      <w:r>
+        <w:rPr>
+          <w:rFonts w:ascii="Nirmala UI" w:hAnsi="Nirmala UI" w:cs="Nirmala UI"/>
+        </w:rPr>
+        <w:t>না</w:t>
+      </w:r>
+      <w:proofErr w:type="spellEnd"/>
+      <w:r>
+        <w:rPr>
+          <w:rFonts w:ascii="Nirmala UI" w:hAnsi="Nirmala UI" w:cs="Nirmala UI"/>
+        </w:rPr>
+        <w:t>।</w:t>
+      </w:r>
+    </w:p>
+    <w:p>
+      <w:r>
+        <w:pict w14:anchorId="3843696F">
+          <v:rect id="_x0000_i1029" style="width:0;height:1.5pt" o:hralign="center" o:hrstd="t" o:hr="t" fillcolor="#a0a0a0" stroked="f"/>
+        </w:pict>
+      </w:r>
+    </w:p>
+    <w:p>
+      <w:pPr>
+        <w:rPr>
+          <w:b/>
+          <w:bCs/>
+        </w:rPr>
+      </w:pPr>
+      <w:r>
+        <w:rPr>
+          <w:rFonts w:ascii="Nirmala UI" w:hAnsi="Nirmala UI" w:cs="Nirmala UI"/>
+          <w:b/>
+          <w:bCs/>
+        </w:rPr>
+        <w:t>৫</w:t>
+      </w:r>
+      <w:r>
+        <w:rPr>
+          <w:b/>
+          <w:bCs/>
+        </w:rPr>
+        <w:t xml:space="preserve">. </w:t>
+      </w:r>
+      <w:proofErr w:type="spellStart"/>
+      <w:proofErr w:type="gramStart"/>
+      <w:r>
+        <w:rPr>
+          <w:b/>
+          <w:bCs/>
+        </w:rPr>
+        <w:t>auth.service</w:t>
+      </w:r>
+      <w:proofErr w:type="gramEnd"/>
+      <w:r>
+        <w:rPr>
+          <w:b/>
+          <w:bCs/>
+        </w:rPr>
+        <w:t>.ts</w:t>
+      </w:r>
+      <w:proofErr w:type="spellEnd"/>
+    </w:p>
+    <w:p>
+      <w:proofErr w:type="spellStart"/>
+      <w:r>
+        <w:rPr>
+          <w:rFonts w:ascii="Nirmala UI" w:hAnsi="Nirmala UI" w:cs="Nirmala UI"/>
+        </w:rPr>
+        <w:t>এটাই</w:t>
+      </w:r>
+      <w:proofErr w:type="spellEnd"/>
+      <w:r>
+        <w:t xml:space="preserve"> Authentication-</w:t>
+      </w:r>
+      <w:proofErr w:type="spellStart"/>
+      <w:r>
+        <w:rPr>
+          <w:rFonts w:ascii="Nirmala UI" w:hAnsi="Nirmala UI" w:cs="Nirmala UI"/>
+        </w:rPr>
+        <w:t>এর</w:t>
+      </w:r>
+      <w:proofErr w:type="spellEnd"/>
+      <w:r>
+        <w:t xml:space="preserve"> Main Service</w:t>
+      </w:r>
+      <w:r>
+        <w:rPr>
+          <w:rFonts w:ascii="Nirmala UI" w:hAnsi="Nirmala UI" w:cs="Nirmala UI"/>
+        </w:rPr>
+        <w:t>।</w:t>
+      </w:r>
+    </w:p>
+    <w:p>
+      <w:pPr>
+        <w:rPr>
+          <w:b/>
+          <w:bCs/>
+        </w:rPr>
+      </w:pPr>
+      <w:r>
+        <w:rPr>
+          <w:b/>
+          <w:bCs/>
+        </w:rPr>
+        <w:t>Methods</w:t>
+      </w:r>
+    </w:p>
+    <w:p>
+      <w:proofErr w:type="gramStart"/>
+      <w:r>
+        <w:t>login(</w:t>
+      </w:r>
+      <w:proofErr w:type="gramEnd"/>
+      <w:r>
+        <w:t>)</w:t>
+      </w:r>
+    </w:p>
+    <w:p/>
+    <w:p>
+      <w:proofErr w:type="gramStart"/>
+      <w:r>
+        <w:t>logout(</w:t>
+      </w:r>
+      <w:proofErr w:type="gramEnd"/>
+      <w:r>
+        <w:t>)</w:t>
+      </w:r>
+    </w:p>
+    <w:p/>
+    <w:p>
+      <w:proofErr w:type="spellStart"/>
+      <w:proofErr w:type="gramStart"/>
+      <w:r>
+        <w:t>forgotPassword</w:t>
+      </w:r>
+      <w:proofErr w:type="spellEnd"/>
+      <w:r>
+        <w:t>(</w:t>
+      </w:r>
+      <w:proofErr w:type="gramEnd"/>
+      <w:r>
+        <w:t>)</w:t>
+      </w:r>
+    </w:p>
+    <w:p/>
+    <w:p>
+      <w:proofErr w:type="spellStart"/>
+      <w:proofErr w:type="gramStart"/>
+      <w:r>
+        <w:t>resetPassword</w:t>
+      </w:r>
+      <w:proofErr w:type="spellEnd"/>
+      <w:r>
+        <w:t>(</w:t>
+      </w:r>
+      <w:proofErr w:type="gramEnd"/>
+      <w:r>
+        <w:t>)</w:t>
+      </w:r>
+    </w:p>
+    <w:p/>
+    <w:p>
+      <w:proofErr w:type="spellStart"/>
+      <w:proofErr w:type="gramStart"/>
+      <w:r>
+        <w:t>refreshToken</w:t>
+      </w:r>
+      <w:proofErr w:type="spellEnd"/>
+      <w:r>
+        <w:t>(</w:t>
+      </w:r>
+      <w:proofErr w:type="gramEnd"/>
+      <w:r>
+        <w:t>)</w:t>
+      </w:r>
+    </w:p>
+    <w:p/>
+    <w:p>
+      <w:proofErr w:type="spellStart"/>
+      <w:proofErr w:type="gramStart"/>
+      <w:r>
+        <w:t>getAccessToken</w:t>
+      </w:r>
+      <w:proofErr w:type="spellEnd"/>
+      <w:r>
+        <w:t>(</w:t>
+      </w:r>
+      <w:proofErr w:type="gramEnd"/>
+      <w:r>
+        <w:t>)</w:t>
+      </w:r>
+    </w:p>
+    <w:p/>
+    <w:p>
+      <w:proofErr w:type="spellStart"/>
+      <w:proofErr w:type="gramStart"/>
+      <w:r>
+        <w:t>saveAccessToken</w:t>
+      </w:r>
+      <w:proofErr w:type="spellEnd"/>
+      <w:r>
+        <w:t>(</w:t>
+      </w:r>
+      <w:proofErr w:type="gramEnd"/>
+      <w:r>
+        <w:t>)</w:t>
+      </w:r>
+    </w:p>
+    <w:p/>
+    <w:p>
+      <w:proofErr w:type="spellStart"/>
+      <w:proofErr w:type="gramStart"/>
+      <w:r>
+        <w:t>removeAccessToken</w:t>
+      </w:r>
+      <w:proofErr w:type="spellEnd"/>
+      <w:r>
+        <w:t>(</w:t>
+      </w:r>
+      <w:proofErr w:type="gramEnd"/>
+      <w:r>
+        <w:t>)</w:t>
+      </w:r>
+    </w:p>
+    <w:p/>
+    <w:p>
+      <w:proofErr w:type="spellStart"/>
+      <w:proofErr w:type="gramStart"/>
+      <w:r>
+        <w:t>saveCurrentUser</w:t>
+      </w:r>
+      <w:proofErr w:type="spellEnd"/>
+      <w:r>
+        <w:t>(</w:t>
+      </w:r>
+      <w:proofErr w:type="gramEnd"/>
+      <w:r>
+        <w:t>)</w:t>
+      </w:r>
+    </w:p>
+    <w:p/>
+    <w:p>
+      <w:proofErr w:type="spellStart"/>
+      <w:proofErr w:type="gramStart"/>
+      <w:r>
+        <w:lastRenderedPageBreak/>
+        <w:t>getCurrentUser</w:t>
+      </w:r>
+      <w:proofErr w:type="spellEnd"/>
+      <w:r>
+        <w:t>(</w:t>
+      </w:r>
+      <w:proofErr w:type="gramEnd"/>
+      <w:r>
+        <w:t>)</w:t>
+      </w:r>
+    </w:p>
+    <w:p/>
+    <w:p>
+      <w:proofErr w:type="spellStart"/>
+      <w:proofErr w:type="gramStart"/>
+      <w:r>
+        <w:t>isAuthenticated</w:t>
+      </w:r>
+      <w:proofErr w:type="spellEnd"/>
+      <w:r>
+        <w:t>(</w:t>
+      </w:r>
+      <w:proofErr w:type="gramEnd"/>
+      <w:r>
+        <w:t>)</w:t>
+      </w:r>
+    </w:p>
+    <w:p>
+      <w:r>
+        <w:pict w14:anchorId="0D30AB0F">
+          <v:rect id="_x0000_i1030" style="width:0;height:1.5pt" o:hralign="center" o:hrstd="t" o:hr="t" fillcolor="#a0a0a0" stroked="f"/>
+        </w:pict>
+      </w:r>
+    </w:p>
+    <w:p>
+      <w:pPr>
+        <w:rPr>
+          <w:b/>
+          <w:bCs/>
+        </w:rPr>
+      </w:pPr>
+      <w:r>
+        <w:rPr>
+          <w:rFonts w:ascii="Nirmala UI" w:hAnsi="Nirmala UI" w:cs="Nirmala UI"/>
+          <w:b/>
+          <w:bCs/>
+        </w:rPr>
+        <w:t>৬</w:t>
+      </w:r>
+      <w:r>
+        <w:rPr>
+          <w:b/>
+          <w:bCs/>
+        </w:rPr>
+        <w:t xml:space="preserve">. </w:t>
+      </w:r>
+      <w:proofErr w:type="spellStart"/>
+      <w:proofErr w:type="gramStart"/>
+      <w:r>
+        <w:rPr>
+          <w:b/>
+          <w:bCs/>
+        </w:rPr>
+        <w:t>auth.model</w:t>
+      </w:r>
+      <w:proofErr w:type="gramEnd"/>
+      <w:r>
+        <w:rPr>
+          <w:b/>
+          <w:bCs/>
+        </w:rPr>
+        <w:t>.ts</w:t>
+      </w:r>
+      <w:proofErr w:type="spellEnd"/>
+    </w:p>
+    <w:p>
+      <w:r>
+        <w:t>Interfaces</w:t>
+      </w:r>
+    </w:p>
+    <w:p>
+      <w:proofErr w:type="spellStart"/>
+      <w:r>
+        <w:t>LoginRequest</w:t>
+      </w:r>
+      <w:proofErr w:type="spellEnd"/>
+    </w:p>
+    <w:p/>
+    <w:p>
+      <w:proofErr w:type="spellStart"/>
+      <w:r>
+        <w:t>LoginResponse</w:t>
+      </w:r>
+      <w:proofErr w:type="spellEnd"/>
+    </w:p>
+    <w:p/>
+    <w:p>
+      <w:proofErr w:type="spellStart"/>
+      <w:r>
+        <w:t>ForgotPasswordRequest</w:t>
+      </w:r>
+      <w:proofErr w:type="spellEnd"/>
+    </w:p>
+    <w:p/>
+    <w:p>
+      <w:proofErr w:type="spellStart"/>
+      <w:r>
+        <w:t>ForgotPasswordResponse</w:t>
+      </w:r>
+      <w:proofErr w:type="spellEnd"/>
+    </w:p>
+    <w:p/>
+    <w:p>
+      <w:proofErr w:type="spellStart"/>
+      <w:r>
+        <w:t>ResetPasswordRequest</w:t>
+      </w:r>
+      <w:proofErr w:type="spellEnd"/>
+    </w:p>
+    <w:p/>
+    <w:p>
+      <w:proofErr w:type="spellStart"/>
+      <w:r>
+        <w:t>ResetPasswordResponse</w:t>
+      </w:r>
+      <w:proofErr w:type="spellEnd"/>
+    </w:p>
+    <w:p/>
+    <w:p>
+      <w:proofErr w:type="spellStart"/>
+      <w:r>
+        <w:t>JwtResponse</w:t>
+      </w:r>
+      <w:proofErr w:type="spellEnd"/>
+    </w:p>
+    <w:p>
+      <w:r>
+        <w:pict w14:anchorId="1F1F08DC">
+          <v:rect id="_x0000_i1031" style="width:0;height:1.5pt" o:hralign="center" o:hrstd="t" o:hr="t" fillcolor="#a0a0a0" stroked="f"/>
+        </w:pict>
+      </w:r>
+    </w:p>
+    <w:p>
+      <w:pPr>
+        <w:rPr>
+          <w:b/>
+          <w:bCs/>
+        </w:rPr>
+      </w:pPr>
+      <w:r>
+        <w:rPr>
+          <w:rFonts w:ascii="Nirmala UI" w:hAnsi="Nirmala UI" w:cs="Nirmala UI"/>
+          <w:b/>
+          <w:bCs/>
+        </w:rPr>
+        <w:t>৭</w:t>
+      </w:r>
+      <w:r>
+        <w:rPr>
+          <w:b/>
+          <w:bCs/>
+        </w:rPr>
+        <w:t xml:space="preserve">. </w:t>
+      </w:r>
+      <w:proofErr w:type="spellStart"/>
+      <w:proofErr w:type="gramStart"/>
+      <w:r>
+        <w:rPr>
+          <w:b/>
+          <w:bCs/>
+        </w:rPr>
         <w:t>auth.guard</w:t>
       </w:r>
       <w:proofErr w:type="gramEnd"/>
       <w:r>
+        <w:rPr>
+          <w:b/>
+          <w:bCs/>
+        </w:rPr>
         <w:t>.ts</w:t>
       </w:r>
       <w:proofErr w:type="spellEnd"/>
     </w:p>
     <w:p>
       <w:r>
-        <w:rPr>
-          <w:rFonts w:ascii="MS Gothic" w:eastAsia="MS Gothic" w:hAnsi="MS Gothic" w:cs="MS Gothic" w:hint="eastAsia"/>
-        </w:rPr>
-        <w:t>├</w:t>
-      </w:r>
-      <w:r>
-        <w:rPr>
-          <w:rFonts w:ascii="Calibri" w:hAnsi="Calibri" w:cs="Calibri"/>
-        </w:rPr>
-        <w:t>──</w:t>
-      </w:r>
+        <w:t>Route Protection</w:t>
+      </w:r>
+    </w:p>
+    <w:p>
+      <w:pPr>
+        <w:rPr>
+          <w:b/>
+          <w:bCs/>
+        </w:rPr>
+      </w:pPr>
+      <w:r>
+        <w:rPr>
+          <w:b/>
+          <w:bCs/>
+        </w:rPr>
+        <w:t>Methods</w:t>
+      </w:r>
+    </w:p>
+    <w:p>
+      <w:proofErr w:type="spellStart"/>
+      <w:proofErr w:type="gramStart"/>
+      <w:r>
+        <w:t>canActivate</w:t>
+      </w:r>
+      <w:proofErr w:type="spellEnd"/>
+      <w:r>
+        <w:t>(</w:t>
+      </w:r>
+      <w:proofErr w:type="gramEnd"/>
+      <w:r>
+        <w:t>)</w:t>
+      </w:r>
+    </w:p>
+    <w:p/>
+    <w:p>
+      <w:proofErr w:type="spellStart"/>
+      <w:proofErr w:type="gramStart"/>
+      <w:r>
+        <w:t>canActivateChild</w:t>
+      </w:r>
+      <w:proofErr w:type="spellEnd"/>
+      <w:r>
+        <w:t>(</w:t>
+      </w:r>
+      <w:proofErr w:type="gramEnd"/>
+      <w:r>
+        <w:t>)</w:t>
+      </w:r>
+    </w:p>
+    <w:p>
+      <w:proofErr w:type="spellStart"/>
+      <w:r>
+        <w:rPr>
+          <w:rFonts w:ascii="Nirmala UI" w:hAnsi="Nirmala UI" w:cs="Nirmala UI"/>
+        </w:rPr>
+        <w:lastRenderedPageBreak/>
+        <w:t>কাজ</w:t>
+      </w:r>
+      <w:proofErr w:type="spellEnd"/>
+    </w:p>
+    <w:p>
+      <w:r>
+        <w:t xml:space="preserve">Token </w:t>
+      </w:r>
+      <w:proofErr w:type="spellStart"/>
+      <w:r>
+        <w:rPr>
+          <w:rFonts w:ascii="Nirmala UI" w:hAnsi="Nirmala UI" w:cs="Nirmala UI"/>
+        </w:rPr>
+        <w:t>আছে</w:t>
+      </w:r>
+      <w:proofErr w:type="spellEnd"/>
+      <w:r>
+        <w:t>?</w:t>
+      </w:r>
+    </w:p>
+    <w:p/>
+    <w:p>
+      <w:r>
+        <w:t>↓</w:t>
+      </w:r>
+    </w:p>
+    <w:p/>
+    <w:p>
+      <w:r>
+        <w:t>YES</w:t>
+      </w:r>
+    </w:p>
+    <w:p/>
+    <w:p>
+      <w:r>
+        <w:t>↓</w:t>
+      </w:r>
+    </w:p>
+    <w:p/>
+    <w:p>
+      <w:r>
+        <w:t>Page Open</w:t>
+      </w:r>
+    </w:p>
+    <w:p/>
+    <w:p>
+      <w:r>
+        <w:t>NO</w:t>
+      </w:r>
+    </w:p>
+    <w:p/>
+    <w:p>
+      <w:r>
+        <w:t>↓</w:t>
+      </w:r>
+    </w:p>
+    <w:p/>
+    <w:p>
+      <w:r>
+        <w:t>Login</w:t>
+      </w:r>
+    </w:p>
+    <w:p>
+      <w:r>
+        <w:pict w14:anchorId="04A3B26C">
+          <v:rect id="_x0000_i1032" style="width:0;height:1.5pt" o:hralign="center" o:hrstd="t" o:hr="t" fillcolor="#a0a0a0" stroked="f"/>
+        </w:pict>
+      </w:r>
+    </w:p>
+    <w:p>
+      <w:pPr>
+        <w:rPr>
+          <w:b/>
+          <w:bCs/>
+        </w:rPr>
+      </w:pPr>
+      <w:r>
+        <w:rPr>
+          <w:rFonts w:ascii="Nirmala UI" w:hAnsi="Nirmala UI" w:cs="Nirmala UI"/>
+          <w:b/>
+          <w:bCs/>
+        </w:rPr>
+        <w:t>৮</w:t>
+      </w:r>
+      <w:r>
+        <w:rPr>
+          <w:b/>
+          <w:bCs/>
+        </w:rPr>
+        <w:t xml:space="preserve">. </w:t>
+      </w:r>
+      <w:proofErr w:type="spellStart"/>
+      <w:proofErr w:type="gramStart"/>
+      <w:r>
+        <w:rPr>
+          <w:b/>
+          <w:bCs/>
+        </w:rPr>
+        <w:t>role.guard</w:t>
+      </w:r>
+      <w:proofErr w:type="gramEnd"/>
+      <w:r>
+        <w:rPr>
+          <w:b/>
+          <w:bCs/>
+        </w:rPr>
+        <w:t>.ts</w:t>
+      </w:r>
+      <w:proofErr w:type="spellEnd"/>
+    </w:p>
+    <w:p>
+      <w:r>
+        <w:t>Role Based Access</w:t>
+      </w:r>
+    </w:p>
+    <w:p>
+      <w:pPr>
+        <w:rPr>
+          <w:b/>
+          <w:bCs/>
+        </w:rPr>
+      </w:pPr>
+      <w:r>
+        <w:rPr>
+          <w:b/>
+          <w:bCs/>
+        </w:rPr>
+        <w:t>Methods</w:t>
+      </w:r>
+    </w:p>
+    <w:p>
+      <w:proofErr w:type="spellStart"/>
+      <w:proofErr w:type="gramStart"/>
+      <w:r>
+        <w:t>canActivate</w:t>
+      </w:r>
+      <w:proofErr w:type="spellEnd"/>
+      <w:r>
+        <w:t>(</w:t>
+      </w:r>
+      <w:proofErr w:type="gramEnd"/>
+      <w:r>
+        <w:t>)</w:t>
+      </w:r>
+    </w:p>
+    <w:p/>
+    <w:p>
+      <w:proofErr w:type="spellStart"/>
+      <w:proofErr w:type="gramStart"/>
+      <w:r>
+        <w:t>checkRole</w:t>
+      </w:r>
+      <w:proofErr w:type="spellEnd"/>
+      <w:r>
+        <w:t>(</w:t>
+      </w:r>
+      <w:proofErr w:type="gramEnd"/>
+      <w:r>
+        <w:t>)</w:t>
+      </w:r>
+    </w:p>
+    <w:p>
+      <w:proofErr w:type="spellStart"/>
+      <w:r>
+        <w:rPr>
+          <w:rFonts w:ascii="Nirmala UI" w:hAnsi="Nirmala UI" w:cs="Nirmala UI"/>
+        </w:rPr>
+        <w:t>কাজ</w:t>
+      </w:r>
+      <w:proofErr w:type="spellEnd"/>
+    </w:p>
+    <w:p>
+      <w:r>
+        <w:t>ADMIN?</w:t>
+      </w:r>
+    </w:p>
+    <w:p/>
+    <w:p>
+      <w:r>
+        <w:lastRenderedPageBreak/>
+        <w:t>↓</w:t>
+      </w:r>
+    </w:p>
+    <w:p/>
+    <w:p>
+      <w:r>
+        <w:t>YES</w:t>
+      </w:r>
+    </w:p>
+    <w:p/>
+    <w:p>
+      <w:r>
+        <w:t>↓</w:t>
+      </w:r>
+    </w:p>
+    <w:p/>
+    <w:p>
+      <w:r>
+        <w:t>Admin Dashboard</w:t>
+      </w:r>
+    </w:p>
+    <w:p/>
+    <w:p>
+      <w:r>
+        <w:t>NO</w:t>
+      </w:r>
+    </w:p>
+    <w:p/>
+    <w:p>
+      <w:r>
+        <w:t>↓</w:t>
+      </w:r>
+    </w:p>
+    <w:p/>
+    <w:p>
+      <w:r>
+        <w:t>Unauthorized</w:t>
+      </w:r>
+    </w:p>
+    <w:p>
+      <w:r>
+        <w:pict w14:anchorId="17008C30">
+          <v:rect id="_x0000_i1033" style="width:0;height:1.5pt" o:hralign="center" o:hrstd="t" o:hr="t" fillcolor="#a0a0a0" stroked="f"/>
+        </w:pict>
+      </w:r>
+    </w:p>
+    <w:p>
+      <w:pPr>
+        <w:rPr>
+          <w:b/>
+          <w:bCs/>
+        </w:rPr>
+      </w:pPr>
+      <w:r>
+        <w:rPr>
+          <w:rFonts w:ascii="Nirmala UI" w:hAnsi="Nirmala UI" w:cs="Nirmala UI"/>
+          <w:b/>
+          <w:bCs/>
+        </w:rPr>
+        <w:t>৯</w:t>
+      </w:r>
+      <w:r>
+        <w:rPr>
+          <w:b/>
+          <w:bCs/>
+        </w:rPr>
+        <w:t xml:space="preserve">. </w:t>
+      </w:r>
+      <w:proofErr w:type="spellStart"/>
+      <w:proofErr w:type="gramStart"/>
+      <w:r>
+        <w:rPr>
+          <w:b/>
+          <w:bCs/>
+        </w:rPr>
+        <w:t>auth.interceptor</w:t>
+      </w:r>
+      <w:proofErr w:type="gramEnd"/>
+      <w:r>
+        <w:rPr>
+          <w:b/>
+          <w:bCs/>
+        </w:rPr>
+        <w:t>.ts</w:t>
+      </w:r>
+      <w:proofErr w:type="spellEnd"/>
+    </w:p>
+    <w:p>
+      <w:r>
+        <w:t>HTTP Request-</w:t>
+      </w:r>
+      <w:r>
+        <w:rPr>
+          <w:rFonts w:ascii="Nirmala UI" w:hAnsi="Nirmala UI" w:cs="Nirmala UI"/>
+        </w:rPr>
+        <w:t>এ</w:t>
+      </w:r>
+      <w:r>
+        <w:t xml:space="preserve"> Token </w:t>
+      </w:r>
+      <w:proofErr w:type="spellStart"/>
+      <w:r>
+        <w:rPr>
+          <w:rFonts w:ascii="Nirmala UI" w:hAnsi="Nirmala UI" w:cs="Nirmala UI"/>
+        </w:rPr>
+        <w:t>যোগ</w:t>
+      </w:r>
+      <w:proofErr w:type="spellEnd"/>
       <w:r>
         <w:t xml:space="preserve"> </w:t>
       </w:r>
       <w:proofErr w:type="spellStart"/>
+      <w:r>
+        <w:rPr>
+          <w:rFonts w:ascii="Nirmala UI" w:hAnsi="Nirmala UI" w:cs="Nirmala UI"/>
+        </w:rPr>
+        <w:t>করবে</w:t>
+      </w:r>
+      <w:proofErr w:type="spellEnd"/>
+      <w:r>
+        <w:rPr>
+          <w:rFonts w:ascii="Nirmala UI" w:hAnsi="Nirmala UI" w:cs="Nirmala UI"/>
+        </w:rPr>
+        <w:t>।</w:t>
+      </w:r>
+    </w:p>
+    <w:p>
+      <w:pPr>
+        <w:rPr>
+          <w:b/>
+          <w:bCs/>
+        </w:rPr>
+      </w:pPr>
+      <w:r>
+        <w:rPr>
+          <w:b/>
+          <w:bCs/>
+        </w:rPr>
+        <w:t>Method</w:t>
+      </w:r>
+    </w:p>
+    <w:p>
       <w:proofErr w:type="gramStart"/>
       <w:r>
-        <w:t>role.guard</w:t>
+        <w:t>intercept(</w:t>
       </w:r>
       <w:proofErr w:type="gramEnd"/>
       <w:r>
+        <w:t>)</w:t>
+      </w:r>
+    </w:p>
+    <w:p>
+      <w:r>
+        <w:t>Flow</w:t>
+      </w:r>
+    </w:p>
+    <w:p>
+      <w:r>
+        <w:t>Angular Request</w:t>
+      </w:r>
+    </w:p>
+    <w:p/>
+    <w:p>
+      <w:r>
+        <w:t>↓</w:t>
+      </w:r>
+    </w:p>
+    <w:p/>
+    <w:p>
+      <w:r>
+        <w:t>JWT Header Add</w:t>
+      </w:r>
+    </w:p>
+    <w:p/>
+    <w:p>
+      <w:r>
+        <w:t>↓</w:t>
+      </w:r>
+    </w:p>
+    <w:p/>
+    <w:p>
+      <w:r>
+        <w:t>Spring Boot API</w:t>
+      </w:r>
+    </w:p>
+    <w:p>
+      <w:r>
+        <w:pict w14:anchorId="0B0ED4B3">
+          <v:rect id="_x0000_i1034" style="width:0;height:1.5pt" o:hralign="center" o:hrstd="t" o:hr="t" fillcolor="#a0a0a0" stroked="f"/>
+        </w:pict>
+      </w:r>
+    </w:p>
+    <w:p>
+      <w:pPr>
+        <w:rPr>
+          <w:b/>
+          <w:bCs/>
+        </w:rPr>
+      </w:pPr>
+      <w:r>
+        <w:rPr>
+          <w:rFonts w:ascii="Nirmala UI" w:hAnsi="Nirmala UI" w:cs="Nirmala UI"/>
+          <w:b/>
+          <w:bCs/>
+        </w:rPr>
+        <w:t>১০</w:t>
+      </w:r>
+      <w:r>
+        <w:rPr>
+          <w:b/>
+          <w:bCs/>
+        </w:rPr>
+        <w:t xml:space="preserve">. </w:t>
+      </w:r>
+      <w:proofErr w:type="spellStart"/>
+      <w:proofErr w:type="gramStart"/>
+      <w:r>
+        <w:rPr>
+          <w:b/>
+          <w:bCs/>
+        </w:rPr>
+        <w:t>authentication.routes</w:t>
+      </w:r>
+      <w:proofErr w:type="gramEnd"/>
+      <w:r>
+        <w:rPr>
+          <w:b/>
+          <w:bCs/>
+        </w:rPr>
         <w:t>.ts</w:t>
       </w:r>
       <w:proofErr w:type="spellEnd"/>
     </w:p>
     <w:p>
       <w:r>
-        <w:rPr>
-          <w:rFonts w:ascii="MS Gothic" w:eastAsia="MS Gothic" w:hAnsi="MS Gothic" w:cs="MS Gothic" w:hint="eastAsia"/>
-        </w:rPr>
-        <w:t>├</w:t>
-      </w:r>
-      <w:r>
-        <w:rPr>
-          <w:rFonts w:ascii="Calibri" w:hAnsi="Calibri" w:cs="Calibri"/>
-        </w:rPr>
-        <w:t>──</w:t>
-      </w:r>
-      <w:r>
-        <w:t xml:space="preserve"> </w:t>
-      </w:r>
-      <w:proofErr w:type="spellStart"/>
+        <w:t>Routes</w:t>
+      </w:r>
+    </w:p>
+    <w:p>
+      <w:r>
+        <w:t>/</w:t>
+      </w:r>
       <w:proofErr w:type="gramStart"/>
       <w:r>
-        <w:t>auth.interceptor</w:t>
+        <w:t>login</w:t>
       </w:r>
       <w:proofErr w:type="gramEnd"/>
-      <w:r>
-        <w:t>.ts</w:t>
-      </w:r>
-      <w:proofErr w:type="spellEnd"/>
-    </w:p>
-    <w:p>
-      <w:r>
-        <w:t xml:space="preserve">└── </w:t>
-      </w:r>
-      <w:proofErr w:type="spellStart"/>
+    </w:p>
+    <w:p/>
+    <w:p>
+      <w:r>
+        <w:t>/</w:t>
+      </w:r>
       <w:proofErr w:type="gramStart"/>
       <w:r>
-        <w:t>authentication.routes</w:t>
+        <w:t>forgot</w:t>
       </w:r>
       <w:proofErr w:type="gramEnd"/>
       <w:r>
-        <w:t>.ts</w:t>
-      </w:r>
-      <w:proofErr w:type="spellEnd"/>
-    </w:p>
-    <w:p>
-      <w:r>
-        <w:pict w14:anchorId="238E27C1">
-          <v:rect id="_x0000_i1103" style="width:0;height:1.5pt" o:hralign="center" o:hrstd="t" o:hr="t" fillcolor="#a0a0a0" stroked="f"/>
-        </w:pict>
-      </w:r>
-    </w:p>
-    <w:p>
-      <w:pPr>
-        <w:rPr>
-          <w:b/>
-          <w:bCs/>
-        </w:rPr>
-      </w:pPr>
-      <w:r>
-        <w:rPr>
-          <w:rFonts w:ascii="Nirmala UI" w:hAnsi="Nirmala UI" w:cs="Nirmala UI"/>
-          <w:b/>
-          <w:bCs/>
-        </w:rPr>
-        <w:t>১</w:t>
-      </w:r>
-      <w:r>
-        <w:rPr>
-          <w:b/>
-          <w:bCs/>
-        </w:rPr>
-        <w:t>. login</w:t>
-      </w:r>
-    </w:p>
-    <w:p>
-      <w:pPr>
-        <w:rPr>
-          <w:b/>
-          <w:bCs/>
-        </w:rPr>
-      </w:pPr>
-      <w:r>
-        <w:rPr>
-          <w:b/>
-          <w:bCs/>
-        </w:rPr>
-        <w:t>Files</w:t>
-      </w:r>
-    </w:p>
-    <w:p>
-      <w:r>
-        <w:t>login</w:t>
-      </w:r>
-    </w:p>
-    <w:p>
-      <w:r>
-        <w:t>│</w:t>
-      </w:r>
-    </w:p>
-    <w:p>
-      <w:r>
-        <w:rPr>
-          <w:rFonts w:ascii="MS Gothic" w:eastAsia="MS Gothic" w:hAnsi="MS Gothic" w:cs="MS Gothic" w:hint="eastAsia"/>
-        </w:rPr>
-        <w:t>├</w:t>
-      </w:r>
-      <w:r>
-        <w:rPr>
-          <w:rFonts w:ascii="Calibri" w:hAnsi="Calibri" w:cs="Calibri"/>
-        </w:rPr>
-        <w:t>──</w:t>
-      </w:r>
-      <w:r>
-        <w:t xml:space="preserve"> </w:t>
-      </w:r>
-      <w:proofErr w:type="spellStart"/>
-      <w:r>
-        <w:t>login.ts</w:t>
-      </w:r>
-      <w:proofErr w:type="spellEnd"/>
-    </w:p>
-    <w:p>
-      <w:r>
-        <w:rPr>
-          <w:rFonts w:ascii="MS Gothic" w:eastAsia="MS Gothic" w:hAnsi="MS Gothic" w:cs="MS Gothic" w:hint="eastAsia"/>
-        </w:rPr>
-        <w:t>├</w:t>
-      </w:r>
-      <w:r>
-        <w:rPr>
-          <w:rFonts w:ascii="Calibri" w:hAnsi="Calibri" w:cs="Calibri"/>
-        </w:rPr>
-        <w:t>──</w:t>
-      </w:r>
-      <w:r>
-        <w:t xml:space="preserve"> login.html</w:t>
-      </w:r>
-    </w:p>
-    <w:p>
-      <w:r>
-        <w:t>└── login.css</w:t>
-      </w:r>
-    </w:p>
-    <w:p>
-      <w:pPr>
-        <w:rPr>
-          <w:b/>
-          <w:bCs/>
-        </w:rPr>
-      </w:pPr>
-      <w:r>
-        <w:rPr>
-          <w:b/>
-          <w:bCs/>
-        </w:rPr>
-        <w:t>UI</w:t>
-      </w:r>
-    </w:p>
-    <w:p>
-      <w:r>
-        <w:t>Email</w:t>
-      </w:r>
-    </w:p>
-    <w:p/>
-    <w:p>
-      <w:r>
-        <w:t>Password</w:t>
-      </w:r>
-    </w:p>
-    <w:p/>
-    <w:p>
-      <w:r>
-        <w:t>Remember Me</w:t>
-      </w:r>
-    </w:p>
-    <w:p/>
-    <w:p>
-      <w:r>
-        <w:t>Login Button</w:t>
-      </w:r>
-    </w:p>
-    <w:p/>
-    <w:p>
-      <w:r>
-        <w:t>Forgot Password</w:t>
-      </w:r>
-    </w:p>
-    <w:p>
-      <w:pPr>
-        <w:rPr>
-          <w:b/>
-          <w:bCs/>
-        </w:rPr>
-      </w:pPr>
-      <w:proofErr w:type="spellStart"/>
-      <w:r>
-        <w:rPr>
-          <w:b/>
-          <w:bCs/>
-        </w:rPr>
-        <w:t>login.ts</w:t>
-      </w:r>
-      <w:proofErr w:type="spellEnd"/>
-      <w:r>
-        <w:rPr>
-          <w:b/>
-          <w:bCs/>
-        </w:rPr>
-        <w:t xml:space="preserve"> Methods</w:t>
-      </w:r>
-    </w:p>
-    <w:p>
+        <w:t>-password</w:t>
+      </w:r>
+    </w:p>
+    <w:p/>
+    <w:p>
+      <w:r>
+        <w:t>/</w:t>
+      </w:r>
       <w:proofErr w:type="gramStart"/>
       <w:r>
-        <w:t>login(</w:t>
+        <w:t>reset</w:t>
       </w:r>
       <w:proofErr w:type="gramEnd"/>
       <w:r>
-        <w:t>)</w:t>
-      </w:r>
-    </w:p>
-    <w:p/>
-    <w:p>
-      <w:proofErr w:type="spellStart"/>
+        <w:t>-password</w:t>
+      </w:r>
+    </w:p>
+    <w:p/>
+    <w:p>
+      <w:r>
+        <w:t>/</w:t>
+      </w:r>
       <w:proofErr w:type="gramStart"/>
       <w:r>
-        <w:t>onSubmit</w:t>
-      </w:r>
-      <w:proofErr w:type="spellEnd"/>
-      <w:r>
-        <w:t>(</w:t>
+        <w:t>unauthorized</w:t>
       </w:r>
       <w:proofErr w:type="gramEnd"/>
-      <w:r>
-        <w:t>)</w:t>
-      </w:r>
-    </w:p>
-    <w:p/>
-    <w:p>
-      <w:proofErr w:type="spellStart"/>
-      <w:proofErr w:type="gramStart"/>
-      <w:r>
-        <w:t>togglePassword</w:t>
-      </w:r>
-      <w:proofErr w:type="spellEnd"/>
-      <w:r>
-        <w:t>(</w:t>
-      </w:r>
-      <w:proofErr w:type="gramEnd"/>
-      <w:r>
-        <w:t>)</w:t>
-      </w:r>
-    </w:p>
-    <w:p/>
-    <w:p>
-      <w:proofErr w:type="spellStart"/>
-      <w:proofErr w:type="gramStart"/>
-      <w:r>
-        <w:t>rememberMe</w:t>
-      </w:r>
-      <w:proofErr w:type="spellEnd"/>
-      <w:r>
-        <w:t>(</w:t>
-      </w:r>
-      <w:proofErr w:type="gramEnd"/>
-      <w:r>
-        <w:t>)</w:t>
-      </w:r>
-    </w:p>
-    <w:p/>
-    <w:p>
-      <w:proofErr w:type="spellStart"/>
-      <w:proofErr w:type="gramStart"/>
-      <w:r>
-        <w:t>resetForm</w:t>
-      </w:r>
-      <w:proofErr w:type="spellEnd"/>
-      <w:r>
-        <w:t>(</w:t>
-      </w:r>
-      <w:proofErr w:type="gramEnd"/>
-      <w:r>
-        <w:t>)</w:t>
-      </w:r>
-    </w:p>
-    <w:p>
-      <w:pPr>
-        <w:rPr>
-          <w:b/>
-          <w:bCs/>
-        </w:rPr>
-      </w:pPr>
-      <w:r>
-        <w:rPr>
-          <w:b/>
-          <w:bCs/>
-        </w:rPr>
-        <w:t xml:space="preserve">Backend </w:t>
-      </w:r>
-      <w:proofErr w:type="spellStart"/>
-      <w:r>
-        <w:rPr>
-          <w:rFonts w:ascii="Nirmala UI" w:hAnsi="Nirmala UI" w:cs="Nirmala UI"/>
-          <w:b/>
-          <w:bCs/>
-        </w:rPr>
-        <w:t>লাগবে</w:t>
-      </w:r>
-      <w:proofErr w:type="spellEnd"/>
-    </w:p>
-    <w:p>
-      <w:proofErr w:type="spellStart"/>
-      <w:r>
-        <w:t>AuthenticationController</w:t>
-      </w:r>
-      <w:proofErr w:type="spellEnd"/>
-    </w:p>
-    <w:p/>
-    <w:p>
-      <w:proofErr w:type="spellStart"/>
-      <w:r>
-        <w:t>AuthenticationService</w:t>
-      </w:r>
-      <w:proofErr w:type="spellEnd"/>
-    </w:p>
-    <w:p/>
-    <w:p>
-      <w:proofErr w:type="spellStart"/>
-      <w:r>
-        <w:t>LoginRequestDto</w:t>
-      </w:r>
-      <w:proofErr w:type="spellEnd"/>
-    </w:p>
-    <w:p/>
-    <w:p>
-      <w:proofErr w:type="spellStart"/>
-      <w:r>
-        <w:t>LoginResponseDto</w:t>
-      </w:r>
-      <w:proofErr w:type="spellEnd"/>
-    </w:p>
-    <w:p>
-      <w:r>
-        <w:pict w14:anchorId="1F97E292">
-          <v:rect id="_x0000_i1104" style="width:0;height:1.5pt" o:hralign="center" o:hrstd="t" o:hr="t" fillcolor="#a0a0a0" stroked="f"/>
-        </w:pict>
-      </w:r>
-    </w:p>
-    <w:p>
-      <w:pPr>
-        <w:rPr>
-          <w:b/>
-          <w:bCs/>
-        </w:rPr>
-      </w:pPr>
-      <w:r>
-        <w:rPr>
-          <w:rFonts w:ascii="Nirmala UI" w:hAnsi="Nirmala UI" w:cs="Nirmala UI"/>
-          <w:b/>
-          <w:bCs/>
-        </w:rPr>
-        <w:t>২</w:t>
-      </w:r>
-      <w:r>
-        <w:rPr>
-          <w:b/>
-          <w:bCs/>
-        </w:rPr>
-        <w:t>. forgot-password</w:t>
-      </w:r>
-    </w:p>
-    <w:p>
-      <w:pPr>
-        <w:rPr>
-          <w:b/>
-          <w:bCs/>
-        </w:rPr>
-      </w:pPr>
-      <w:r>
-        <w:rPr>
-          <w:b/>
-          <w:bCs/>
-        </w:rPr>
-        <w:t>Files</w:t>
-      </w:r>
-    </w:p>
-    <w:p>
-      <w:r>
-        <w:t>forgot-password</w:t>
-      </w:r>
-    </w:p>
-    <w:p>
-      <w:r>
-        <w:t>│</w:t>
-      </w:r>
-    </w:p>
-    <w:p>
-      <w:r>
-        <w:rPr>
-          <w:rFonts w:ascii="MS Gothic" w:eastAsia="MS Gothic" w:hAnsi="MS Gothic" w:cs="MS Gothic" w:hint="eastAsia"/>
-        </w:rPr>
-        <w:t>├</w:t>
-      </w:r>
-      <w:r>
-        <w:rPr>
-          <w:rFonts w:ascii="Calibri" w:hAnsi="Calibri" w:cs="Calibri"/>
-        </w:rPr>
-        <w:t>──</w:t>
-      </w:r>
-      <w:r>
-        <w:t xml:space="preserve"> forgot-</w:t>
-      </w:r>
-      <w:proofErr w:type="spellStart"/>
-      <w:r>
-        <w:t>password.ts</w:t>
-      </w:r>
-      <w:proofErr w:type="spellEnd"/>
-    </w:p>
-    <w:p>
-      <w:r>
-        <w:rPr>
-          <w:rFonts w:ascii="MS Gothic" w:eastAsia="MS Gothic" w:hAnsi="MS Gothic" w:cs="MS Gothic" w:hint="eastAsia"/>
-        </w:rPr>
-        <w:t>├</w:t>
-      </w:r>
-      <w:r>
-        <w:rPr>
-          <w:rFonts w:ascii="Calibri" w:hAnsi="Calibri" w:cs="Calibri"/>
-        </w:rPr>
-        <w:t>──</w:t>
-      </w:r>
-      <w:r>
-        <w:t xml:space="preserve"> forgot-password.html</w:t>
-      </w:r>
-    </w:p>
-    <w:p>
-      <w:r>
-        <w:t>└── forgot-password.css</w:t>
-      </w:r>
-    </w:p>
-    <w:p>
-      <w:pPr>
-        <w:rPr>
-          <w:b/>
-          <w:bCs/>
-        </w:rPr>
-      </w:pPr>
-      <w:r>
-        <w:rPr>
-          <w:b/>
-          <w:bCs/>
-        </w:rPr>
-        <w:t>UI</w:t>
-      </w:r>
-    </w:p>
-    <w:p>
-      <w:r>
-        <w:t>Email</w:t>
-      </w:r>
-    </w:p>
-    <w:p/>
-    <w:p>
-      <w:r>
-        <w:t>Send OTP</w:t>
-      </w:r>
-    </w:p>
-    <w:p/>
-    <w:p>
-      <w:r>
-        <w:t>OR</w:t>
-      </w:r>
-    </w:p>
-    <w:p/>
-    <w:p>
-      <w:r>
-        <w:t>Send Reset Link</w:t>
-      </w:r>
-    </w:p>
-    <w:p>
-      <w:pPr>
-        <w:rPr>
-          <w:b/>
-          <w:bCs/>
-        </w:rPr>
-      </w:pPr>
-      <w:r>
-        <w:rPr>
-          <w:b/>
-          <w:bCs/>
-        </w:rPr>
-        <w:t>Methods</w:t>
-      </w:r>
-    </w:p>
-    <w:p>
-      <w:proofErr w:type="spellStart"/>
-      <w:proofErr w:type="gramStart"/>
-      <w:r>
-        <w:t>sendResetLink</w:t>
-      </w:r>
-      <w:proofErr w:type="spellEnd"/>
-      <w:r>
-        <w:t>(</w:t>
-      </w:r>
-      <w:proofErr w:type="gramEnd"/>
-      <w:r>
-        <w:t>)</w:t>
-      </w:r>
-    </w:p>
-    <w:p/>
-    <w:p>
-      <w:proofErr w:type="spellStart"/>
-      <w:proofErr w:type="gramStart"/>
-      <w:r>
-        <w:t>sendOtp</w:t>
-      </w:r>
-      <w:proofErr w:type="spellEnd"/>
-      <w:r>
-        <w:t>(</w:t>
-      </w:r>
-      <w:proofErr w:type="gramEnd"/>
-      <w:r>
-        <w:t>)</w:t>
-      </w:r>
-    </w:p>
-    <w:p/>
-    <w:p>
-      <w:proofErr w:type="spellStart"/>
-      <w:proofErr w:type="gramStart"/>
-      <w:r>
-        <w:t>verifyEmail</w:t>
-      </w:r>
-      <w:proofErr w:type="spellEnd"/>
-      <w:r>
-        <w:t>(</w:t>
-      </w:r>
-      <w:proofErr w:type="gramEnd"/>
-      <w:r>
-        <w:t>)</w:t>
-      </w:r>
-    </w:p>
-    <w:p/>
-    <w:p>
-      <w:proofErr w:type="spellStart"/>
-      <w:proofErr w:type="gramStart"/>
-      <w:r>
-        <w:t>onSubmit</w:t>
-      </w:r>
-      <w:proofErr w:type="spellEnd"/>
-      <w:r>
-        <w:t>(</w:t>
-      </w:r>
-      <w:proofErr w:type="gramEnd"/>
-      <w:r>
-        <w:t>)</w:t>
-      </w:r>
-    </w:p>
-    <w:p>
-      <w:pPr>
-        <w:rPr>
-          <w:b/>
-          <w:bCs/>
-        </w:rPr>
-      </w:pPr>
-      <w:r>
-        <w:rPr>
-          <w:b/>
-          <w:bCs/>
-        </w:rPr>
-        <w:t xml:space="preserve">Backend </w:t>
-      </w:r>
-      <w:proofErr w:type="spellStart"/>
-      <w:r>
-        <w:rPr>
-          <w:rFonts w:ascii="Nirmala UI" w:hAnsi="Nirmala UI" w:cs="Nirmala UI"/>
-          <w:b/>
-          <w:bCs/>
-        </w:rPr>
-        <w:t>লাগবে</w:t>
-      </w:r>
-      <w:proofErr w:type="spellEnd"/>
-    </w:p>
-    <w:p>
-      <w:proofErr w:type="spellStart"/>
-      <w:r>
-        <w:t>AuthenticationController</w:t>
-      </w:r>
-      <w:proofErr w:type="spellEnd"/>
-    </w:p>
-    <w:p/>
-    <w:p>
-      <w:proofErr w:type="spellStart"/>
-      <w:r>
-        <w:t>ForgotPasswordRequestDto</w:t>
-      </w:r>
-      <w:proofErr w:type="spellEnd"/>
-    </w:p>
-    <w:p/>
-    <w:p>
-      <w:proofErr w:type="spellStart"/>
-      <w:r>
-        <w:t>ForgotPasswordResponseDto</w:t>
-      </w:r>
-      <w:proofErr w:type="spellEnd"/>
-    </w:p>
-    <w:p/>
-    <w:p>
-      <w:proofErr w:type="spellStart"/>
-      <w:r>
-        <w:t>EmailService</w:t>
-      </w:r>
-      <w:proofErr w:type="spellEnd"/>
-    </w:p>
-    <w:p>
-      <w:r>
-        <w:pict w14:anchorId="20DBAB25">
-          <v:rect id="_x0000_i1105" style="width:0;height:1.5pt" o:hralign="center" o:hrstd="t" o:hr="t" fillcolor="#a0a0a0" stroked="f"/>
-        </w:pict>
-      </w:r>
-    </w:p>
-    <w:p>
-      <w:pPr>
-        <w:rPr>
-          <w:b/>
-          <w:bCs/>
-        </w:rPr>
-      </w:pPr>
-      <w:r>
-        <w:rPr>
-          <w:rFonts w:ascii="Nirmala UI" w:hAnsi="Nirmala UI" w:cs="Nirmala UI"/>
-          <w:b/>
-          <w:bCs/>
-        </w:rPr>
-        <w:t>৩</w:t>
-      </w:r>
-      <w:r>
-        <w:rPr>
-          <w:b/>
-          <w:bCs/>
-        </w:rPr>
-        <w:t>. reset-password</w:t>
-      </w:r>
-    </w:p>
-    <w:p>
-      <w:pPr>
-        <w:rPr>
-          <w:b/>
-          <w:bCs/>
-        </w:rPr>
-      </w:pPr>
-      <w:r>
-        <w:rPr>
-          <w:b/>
-          <w:bCs/>
-        </w:rPr>
-        <w:t>Files</w:t>
-      </w:r>
-    </w:p>
-    <w:p>
-      <w:r>
-        <w:t>reset-password</w:t>
-      </w:r>
-    </w:p>
-    <w:p>
-      <w:r>
-        <w:t>│</w:t>
-      </w:r>
-    </w:p>
-    <w:p>
-      <w:r>
-        <w:rPr>
-          <w:rFonts w:ascii="MS Gothic" w:eastAsia="MS Gothic" w:hAnsi="MS Gothic" w:cs="MS Gothic" w:hint="eastAsia"/>
-        </w:rPr>
-        <w:t>├</w:t>
-      </w:r>
-      <w:r>
-        <w:rPr>
-          <w:rFonts w:ascii="Calibri" w:hAnsi="Calibri" w:cs="Calibri"/>
-        </w:rPr>
-        <w:t>──</w:t>
-      </w:r>
-      <w:r>
-        <w:t xml:space="preserve"> reset-</w:t>
-      </w:r>
-      <w:proofErr w:type="spellStart"/>
-      <w:r>
-        <w:t>password.ts</w:t>
-      </w:r>
-      <w:proofErr w:type="spellEnd"/>
-    </w:p>
-    <w:p>
-      <w:r>
-        <w:rPr>
-          <w:rFonts w:ascii="MS Gothic" w:eastAsia="MS Gothic" w:hAnsi="MS Gothic" w:cs="MS Gothic" w:hint="eastAsia"/>
-        </w:rPr>
-        <w:lastRenderedPageBreak/>
-        <w:t>├</w:t>
-      </w:r>
-      <w:r>
-        <w:rPr>
-          <w:rFonts w:ascii="Calibri" w:hAnsi="Calibri" w:cs="Calibri"/>
-        </w:rPr>
-        <w:t>──</w:t>
-      </w:r>
-      <w:r>
-        <w:t xml:space="preserve"> reset-password.html</w:t>
-      </w:r>
-    </w:p>
-    <w:p>
-      <w:r>
-        <w:t>└── reset-password.css</w:t>
-      </w:r>
-    </w:p>
-    <w:p>
-      <w:pPr>
-        <w:rPr>
-          <w:b/>
-          <w:bCs/>
-        </w:rPr>
-      </w:pPr>
-      <w:r>
-        <w:rPr>
-          <w:b/>
-          <w:bCs/>
-        </w:rPr>
-        <w:t>UI</w:t>
-      </w:r>
-    </w:p>
-    <w:p>
-      <w:r>
-        <w:t>OTP</w:t>
-      </w:r>
-    </w:p>
-    <w:p/>
-    <w:p>
-      <w:r>
-        <w:t>New Password</w:t>
-      </w:r>
-    </w:p>
-    <w:p/>
-    <w:p>
-      <w:r>
-        <w:t>Confirm Password</w:t>
-      </w:r>
-    </w:p>
-    <w:p/>
-    <w:p>
-      <w:r>
-        <w:t>Reset Button</w:t>
-      </w:r>
-    </w:p>
-    <w:p>
-      <w:proofErr w:type="spellStart"/>
-      <w:r>
-        <w:rPr>
-          <w:rFonts w:ascii="Nirmala UI" w:hAnsi="Nirmala UI" w:cs="Nirmala UI"/>
-        </w:rPr>
-        <w:t>অথবা</w:t>
-      </w:r>
-      <w:proofErr w:type="spellEnd"/>
-    </w:p>
-    <w:p>
-      <w:r>
-        <w:t>Token</w:t>
-      </w:r>
-    </w:p>
-    <w:p/>
-    <w:p>
-      <w:r>
-        <w:t>New Password</w:t>
-      </w:r>
-    </w:p>
-    <w:p/>
-    <w:p>
-      <w:r>
-        <w:t>Confirm Password</w:t>
-      </w:r>
-    </w:p>
-    <w:p>
-      <w:pPr>
-        <w:rPr>
-          <w:b/>
-          <w:bCs/>
-        </w:rPr>
-      </w:pPr>
-      <w:r>
-        <w:rPr>
-          <w:b/>
-          <w:bCs/>
-        </w:rPr>
-        <w:t>Methods</w:t>
-      </w:r>
-    </w:p>
-    <w:p>
-      <w:proofErr w:type="spellStart"/>
-      <w:proofErr w:type="gramStart"/>
-      <w:r>
-        <w:t>resetPassword</w:t>
-      </w:r>
-      <w:proofErr w:type="spellEnd"/>
-      <w:r>
-        <w:t>(</w:t>
-      </w:r>
-      <w:proofErr w:type="gramEnd"/>
-      <w:r>
-        <w:t>)</w:t>
-      </w:r>
-    </w:p>
-    <w:p/>
-    <w:p>
-      <w:proofErr w:type="spellStart"/>
-      <w:proofErr w:type="gramStart"/>
-      <w:r>
-        <w:t>validateToken</w:t>
-      </w:r>
-      <w:proofErr w:type="spellEnd"/>
-      <w:r>
-        <w:t>(</w:t>
-      </w:r>
-      <w:proofErr w:type="gramEnd"/>
-      <w:r>
-        <w:t>)</w:t>
-      </w:r>
-    </w:p>
-    <w:p/>
-    <w:p>
-      <w:proofErr w:type="spellStart"/>
-      <w:proofErr w:type="gramStart"/>
-      <w:r>
-        <w:t>passwordMatch</w:t>
-      </w:r>
-      <w:proofErr w:type="spellEnd"/>
-      <w:r>
-        <w:t>(</w:t>
-      </w:r>
-      <w:proofErr w:type="gramEnd"/>
-      <w:r>
-        <w:t>)</w:t>
-      </w:r>
-    </w:p>
-    <w:p/>
-    <w:p>
-      <w:proofErr w:type="spellStart"/>
-      <w:proofErr w:type="gramStart"/>
-      <w:r>
-        <w:t>onSubmit</w:t>
-      </w:r>
-      <w:proofErr w:type="spellEnd"/>
-      <w:r>
-        <w:t>(</w:t>
-      </w:r>
-      <w:proofErr w:type="gramEnd"/>
-      <w:r>
-        <w:t>)</w:t>
-      </w:r>
-    </w:p>
-    <w:p>
-      <w:pPr>
-        <w:rPr>
-          <w:b/>
-          <w:bCs/>
-        </w:rPr>
-      </w:pPr>
-      <w:r>
-        <w:rPr>
-          <w:b/>
-          <w:bCs/>
-        </w:rPr>
-        <w:t xml:space="preserve">Backend </w:t>
-      </w:r>
-      <w:proofErr w:type="spellStart"/>
-      <w:r>
-        <w:rPr>
-          <w:rFonts w:ascii="Nirmala UI" w:hAnsi="Nirmala UI" w:cs="Nirmala UI"/>
-          <w:b/>
-          <w:bCs/>
-        </w:rPr>
-        <w:t>লাগবে</w:t>
-      </w:r>
-      <w:proofErr w:type="spellEnd"/>
-    </w:p>
-    <w:p>
-      <w:proofErr w:type="spellStart"/>
-      <w:r>
-        <w:t>AuthenticationController</w:t>
-      </w:r>
-      <w:proofErr w:type="spellEnd"/>
-    </w:p>
-    <w:p/>
-    <w:p>
-      <w:proofErr w:type="spellStart"/>
-      <w:r>
-        <w:t>ResetPasswordRequestDto</w:t>
-      </w:r>
-      <w:proofErr w:type="spellEnd"/>
-    </w:p>
-    <w:p/>
-    <w:p>
-      <w:proofErr w:type="spellStart"/>
-      <w:r>
-        <w:t>ResetPasswordResponseDto</w:t>
-      </w:r>
-      <w:proofErr w:type="spellEnd"/>
-    </w:p>
-    <w:p>
-      <w:r>
-        <w:pict w14:anchorId="26417572">
-          <v:rect id="_x0000_i1106" style="width:0;height:1.5pt" o:hralign="center" o:hrstd="t" o:hr="t" fillcolor="#a0a0a0" stroked="f"/>
-        </w:pict>
-      </w:r>
-    </w:p>
-    <w:p>
-      <w:pPr>
-        <w:rPr>
-          <w:b/>
-          <w:bCs/>
-        </w:rPr>
-      </w:pPr>
-      <w:r>
-        <w:rPr>
-          <w:rFonts w:ascii="Nirmala UI" w:hAnsi="Nirmala UI" w:cs="Nirmala UI"/>
-          <w:b/>
-          <w:bCs/>
-        </w:rPr>
-        <w:t>৪</w:t>
-      </w:r>
-      <w:r>
-        <w:rPr>
-          <w:b/>
-          <w:bCs/>
-        </w:rPr>
-        <w:t>. unauthorized</w:t>
-      </w:r>
-    </w:p>
-    <w:p>
-      <w:pPr>
-        <w:rPr>
-          <w:b/>
-          <w:bCs/>
-        </w:rPr>
-      </w:pPr>
-      <w:r>
-        <w:rPr>
-          <w:b/>
-          <w:bCs/>
-        </w:rPr>
-        <w:t>Files</w:t>
-      </w:r>
-    </w:p>
-    <w:p>
-      <w:r>
-        <w:t>unauthorized</w:t>
-      </w:r>
-    </w:p>
-    <w:p>
-      <w:r>
-        <w:t>│</w:t>
-      </w:r>
-    </w:p>
-    <w:p>
-      <w:r>
-        <w:rPr>
-          <w:rFonts w:ascii="MS Gothic" w:eastAsia="MS Gothic" w:hAnsi="MS Gothic" w:cs="MS Gothic" w:hint="eastAsia"/>
-        </w:rPr>
-        <w:t>├</w:t>
-      </w:r>
-      <w:r>
-        <w:rPr>
-          <w:rFonts w:ascii="Calibri" w:hAnsi="Calibri" w:cs="Calibri"/>
-        </w:rPr>
-        <w:t>──</w:t>
-      </w:r>
-      <w:r>
-        <w:t xml:space="preserve"> </w:t>
-      </w:r>
-      <w:proofErr w:type="spellStart"/>
-      <w:r>
-        <w:t>unauthorized.ts</w:t>
-      </w:r>
-      <w:proofErr w:type="spellEnd"/>
-    </w:p>
-    <w:p>
-      <w:r>
-        <w:rPr>
-          <w:rFonts w:ascii="MS Gothic" w:eastAsia="MS Gothic" w:hAnsi="MS Gothic" w:cs="MS Gothic" w:hint="eastAsia"/>
-        </w:rPr>
-        <w:t>├</w:t>
-      </w:r>
-      <w:r>
-        <w:rPr>
-          <w:rFonts w:ascii="Calibri" w:hAnsi="Calibri" w:cs="Calibri"/>
-        </w:rPr>
-        <w:t>──</w:t>
-      </w:r>
-      <w:r>
-        <w:t xml:space="preserve"> unauthorized.html</w:t>
-      </w:r>
-    </w:p>
-    <w:p>
-      <w:r>
-        <w:t>└── unauthorized.css</w:t>
-      </w:r>
-    </w:p>
-    <w:p>
-      <w:pPr>
-        <w:rPr>
-          <w:b/>
-          <w:bCs/>
-        </w:rPr>
-      </w:pPr>
-      <w:r>
-        <w:rPr>
-          <w:b/>
-          <w:bCs/>
-        </w:rPr>
-        <w:t>UI</w:t>
-      </w:r>
-    </w:p>
-    <w:p>
-      <w:r>
-        <w:t>403</w:t>
-      </w:r>
-    </w:p>
-    <w:p/>
-    <w:p>
-      <w:r>
-        <w:t>Access Denied</w:t>
-      </w:r>
-    </w:p>
-    <w:p/>
-    <w:p>
-      <w:r>
-        <w:t>Go Dashboard</w:t>
-      </w:r>
-    </w:p>
-    <w:p/>
-    <w:p>
-      <w:r>
-        <w:t>Logout</w:t>
-      </w:r>
-    </w:p>
-    <w:p>
-      <w:pPr>
-        <w:rPr>
-          <w:b/>
-          <w:bCs/>
-        </w:rPr>
-      </w:pPr>
-      <w:r>
-        <w:rPr>
-          <w:b/>
-          <w:bCs/>
-        </w:rPr>
-        <w:t>Methods</w:t>
-      </w:r>
-    </w:p>
-    <w:p>
-      <w:proofErr w:type="spellStart"/>
-      <w:proofErr w:type="gramStart"/>
-      <w:r>
-        <w:t>goDashboard</w:t>
-      </w:r>
-      <w:proofErr w:type="spellEnd"/>
-      <w:r>
-        <w:t>(</w:t>
-      </w:r>
-      <w:proofErr w:type="gramEnd"/>
-      <w:r>
-        <w:t>)</w:t>
-      </w:r>
-    </w:p>
-    <w:p/>
-    <w:p>
-      <w:proofErr w:type="gramStart"/>
-      <w:r>
-        <w:t>logout(</w:t>
-      </w:r>
-      <w:proofErr w:type="gramEnd"/>
-      <w:r>
-        <w:t>)</w:t>
-      </w:r>
-    </w:p>
-    <w:p>
-      <w:proofErr w:type="spellStart"/>
-      <w:r>
-        <w:rPr>
-          <w:rFonts w:ascii="Nirmala UI" w:hAnsi="Nirmala UI" w:cs="Nirmala UI"/>
-        </w:rPr>
-        <w:t>এখানে</w:t>
-      </w:r>
-      <w:proofErr w:type="spellEnd"/>
-      <w:r>
-        <w:t xml:space="preserve"> </w:t>
-      </w:r>
-      <w:proofErr w:type="spellStart"/>
-      <w:r>
-        <w:rPr>
-          <w:rFonts w:ascii="Nirmala UI" w:hAnsi="Nirmala UI" w:cs="Nirmala UI"/>
-        </w:rPr>
-        <w:t>সাধারণত</w:t>
-      </w:r>
-      <w:proofErr w:type="spellEnd"/>
-      <w:r>
-        <w:t xml:space="preserve"> </w:t>
-      </w:r>
-      <w:proofErr w:type="spellStart"/>
-      <w:r>
-        <w:rPr>
-          <w:rFonts w:ascii="Nirmala UI" w:hAnsi="Nirmala UI" w:cs="Nirmala UI"/>
-        </w:rPr>
-        <w:t>খুব</w:t>
-      </w:r>
-      <w:proofErr w:type="spellEnd"/>
-      <w:r>
-        <w:t xml:space="preserve"> </w:t>
-      </w:r>
-      <w:proofErr w:type="spellStart"/>
-      <w:r>
-        <w:rPr>
-          <w:rFonts w:ascii="Nirmala UI" w:hAnsi="Nirmala UI" w:cs="Nirmala UI"/>
-        </w:rPr>
-        <w:t>বেশি</w:t>
-      </w:r>
-      <w:proofErr w:type="spellEnd"/>
-      <w:r>
-        <w:t xml:space="preserve"> Logic </w:t>
-      </w:r>
-      <w:proofErr w:type="spellStart"/>
-      <w:r>
-        <w:rPr>
-          <w:rFonts w:ascii="Nirmala UI" w:hAnsi="Nirmala UI" w:cs="Nirmala UI"/>
-        </w:rPr>
-        <w:t>থাকে</w:t>
-      </w:r>
-      <w:proofErr w:type="spellEnd"/>
-      <w:r>
-        <w:t xml:space="preserve"> </w:t>
-      </w:r>
-      <w:proofErr w:type="spellStart"/>
-      <w:r>
-        <w:rPr>
-          <w:rFonts w:ascii="Nirmala UI" w:hAnsi="Nirmala UI" w:cs="Nirmala UI"/>
-        </w:rPr>
-        <w:t>না</w:t>
-      </w:r>
-      <w:proofErr w:type="spellEnd"/>
-      <w:r>
-        <w:rPr>
-          <w:rFonts w:ascii="Nirmala UI" w:hAnsi="Nirmala UI" w:cs="Nirmala UI"/>
-        </w:rPr>
-        <w:t>।</w:t>
-      </w:r>
-    </w:p>
-    <w:p>
-      <w:r>
-        <w:pict w14:anchorId="3843696F">
-          <v:rect id="_x0000_i1107" style="width:0;height:1.5pt" o:hralign="center" o:hrstd="t" o:hr="t" fillcolor="#a0a0a0" stroked="f"/>
-        </w:pict>
-      </w:r>
-    </w:p>
-    <w:p>
-      <w:pPr>
-        <w:rPr>
-          <w:b/>
-          <w:bCs/>
-        </w:rPr>
-      </w:pPr>
-      <w:r>
-        <w:rPr>
-          <w:rFonts w:ascii="Nirmala UI" w:hAnsi="Nirmala UI" w:cs="Nirmala UI"/>
-          <w:b/>
-          <w:bCs/>
-        </w:rPr>
-        <w:lastRenderedPageBreak/>
-        <w:t>৫</w:t>
-      </w:r>
-      <w:r>
-        <w:rPr>
-          <w:b/>
-          <w:bCs/>
-        </w:rPr>
-        <w:t xml:space="preserve">. </w:t>
-      </w:r>
-      <w:proofErr w:type="spellStart"/>
-      <w:proofErr w:type="gramStart"/>
-      <w:r>
-        <w:rPr>
-          <w:b/>
-          <w:bCs/>
-        </w:rPr>
-        <w:t>auth.service</w:t>
-      </w:r>
-      <w:proofErr w:type="gramEnd"/>
-      <w:r>
-        <w:rPr>
-          <w:b/>
-          <w:bCs/>
-        </w:rPr>
-        <w:t>.ts</w:t>
-      </w:r>
-      <w:proofErr w:type="spellEnd"/>
-    </w:p>
-    <w:p>
-      <w:proofErr w:type="spellStart"/>
-      <w:r>
-        <w:rPr>
-          <w:rFonts w:ascii="Nirmala UI" w:hAnsi="Nirmala UI" w:cs="Nirmala UI"/>
-        </w:rPr>
-        <w:t>এটাই</w:t>
-      </w:r>
-      <w:proofErr w:type="spellEnd"/>
-      <w:r>
-        <w:t xml:space="preserve"> Authentication-</w:t>
-      </w:r>
-      <w:proofErr w:type="spellStart"/>
-      <w:r>
-        <w:rPr>
-          <w:rFonts w:ascii="Nirmala UI" w:hAnsi="Nirmala UI" w:cs="Nirmala UI"/>
-        </w:rPr>
-        <w:t>এর</w:t>
-      </w:r>
-      <w:proofErr w:type="spellEnd"/>
-      <w:r>
-        <w:t xml:space="preserve"> Main Service</w:t>
-      </w:r>
-      <w:r>
-        <w:rPr>
-          <w:rFonts w:ascii="Nirmala UI" w:hAnsi="Nirmala UI" w:cs="Nirmala UI"/>
-        </w:rPr>
-        <w:t>।</w:t>
-      </w:r>
-    </w:p>
-    <w:p>
-      <w:pPr>
-        <w:rPr>
-          <w:b/>
-          <w:bCs/>
-        </w:rPr>
-      </w:pPr>
-      <w:r>
-        <w:rPr>
-          <w:b/>
-          <w:bCs/>
-        </w:rPr>
-        <w:t>Methods</w:t>
-      </w:r>
-    </w:p>
-    <w:p>
-      <w:proofErr w:type="gramStart"/>
-      <w:r>
-        <w:t>login(</w:t>
-      </w:r>
-      <w:proofErr w:type="gramEnd"/>
-      <w:r>
-        <w:t>)</w:t>
-      </w:r>
-    </w:p>
-    <w:p/>
-    <w:p>
-      <w:proofErr w:type="gramStart"/>
-      <w:r>
-        <w:t>logout(</w:t>
-      </w:r>
-      <w:proofErr w:type="gramEnd"/>
-      <w:r>
-        <w:t>)</w:t>
-      </w:r>
-    </w:p>
-    <w:p/>
-    <w:p>
-      <w:proofErr w:type="spellStart"/>
-      <w:proofErr w:type="gramStart"/>
-      <w:r>
-        <w:t>forgotPassword</w:t>
-      </w:r>
-      <w:proofErr w:type="spellEnd"/>
-      <w:r>
-        <w:t>(</w:t>
-      </w:r>
-      <w:proofErr w:type="gramEnd"/>
-      <w:r>
-        <w:t>)</w:t>
-      </w:r>
-    </w:p>
-    <w:p/>
-    <w:p>
-      <w:proofErr w:type="spellStart"/>
-      <w:proofErr w:type="gramStart"/>
-      <w:r>
-        <w:t>resetPassword</w:t>
-      </w:r>
-      <w:proofErr w:type="spellEnd"/>
-      <w:r>
-        <w:t>(</w:t>
-      </w:r>
-      <w:proofErr w:type="gramEnd"/>
-      <w:r>
-        <w:t>)</w:t>
-      </w:r>
-    </w:p>
-    <w:p/>
-    <w:p>
-      <w:proofErr w:type="spellStart"/>
-      <w:proofErr w:type="gramStart"/>
-      <w:r>
-        <w:t>refreshToken</w:t>
-      </w:r>
-      <w:proofErr w:type="spellEnd"/>
-      <w:r>
-        <w:t>(</w:t>
-      </w:r>
-      <w:proofErr w:type="gramEnd"/>
-      <w:r>
-        <w:t>)</w:t>
-      </w:r>
-    </w:p>
-    <w:p/>
-    <w:p>
-      <w:proofErr w:type="spellStart"/>
-      <w:proofErr w:type="gramStart"/>
-      <w:r>
-        <w:t>getAccessToken</w:t>
-      </w:r>
-      <w:proofErr w:type="spellEnd"/>
-      <w:r>
-        <w:t>(</w:t>
-      </w:r>
-      <w:proofErr w:type="gramEnd"/>
-      <w:r>
-        <w:t>)</w:t>
-      </w:r>
-    </w:p>
-    <w:p/>
-    <w:p>
-      <w:proofErr w:type="spellStart"/>
-      <w:proofErr w:type="gramStart"/>
-      <w:r>
-        <w:t>saveAccessToken</w:t>
-      </w:r>
-      <w:proofErr w:type="spellEnd"/>
-      <w:r>
-        <w:t>(</w:t>
-      </w:r>
-      <w:proofErr w:type="gramEnd"/>
-      <w:r>
-        <w:t>)</w:t>
-      </w:r>
-    </w:p>
-    <w:p/>
-    <w:p>
-      <w:proofErr w:type="spellStart"/>
-      <w:proofErr w:type="gramStart"/>
-      <w:r>
-        <w:t>removeAccessToken</w:t>
-      </w:r>
-      <w:proofErr w:type="spellEnd"/>
-      <w:r>
-        <w:t>(</w:t>
-      </w:r>
-      <w:proofErr w:type="gramEnd"/>
-      <w:r>
-        <w:t>)</w:t>
-      </w:r>
-    </w:p>
-    <w:p/>
-    <w:p>
-      <w:proofErr w:type="spellStart"/>
-      <w:proofErr w:type="gramStart"/>
-      <w:r>
-        <w:t>saveCurrentUser</w:t>
-      </w:r>
-      <w:proofErr w:type="spellEnd"/>
-      <w:r>
-        <w:t>(</w:t>
-      </w:r>
-      <w:proofErr w:type="gramEnd"/>
-      <w:r>
-        <w:t>)</w:t>
-      </w:r>
-    </w:p>
-    <w:p/>
-    <w:p>
-      <w:proofErr w:type="spellStart"/>
-      <w:proofErr w:type="gramStart"/>
-      <w:r>
-        <w:t>getCurrentUser</w:t>
-      </w:r>
-      <w:proofErr w:type="spellEnd"/>
-      <w:r>
-        <w:t>(</w:t>
-      </w:r>
-      <w:proofErr w:type="gramEnd"/>
-      <w:r>
-        <w:t>)</w:t>
-      </w:r>
-    </w:p>
-    <w:p/>
-    <w:p>
-      <w:proofErr w:type="spellStart"/>
-      <w:proofErr w:type="gramStart"/>
-      <w:r>
-        <w:t>isAuthenticated</w:t>
-      </w:r>
-      <w:proofErr w:type="spellEnd"/>
-      <w:r>
-        <w:t>(</w:t>
-      </w:r>
-      <w:proofErr w:type="gramEnd"/>
-      <w:r>
-        <w:t>)</w:t>
-      </w:r>
-    </w:p>
-    <w:p>
-      <w:r>
-        <w:pict w14:anchorId="0D30AB0F">
-          <v:rect id="_x0000_i1108" style="width:0;height:1.5pt" o:hralign="center" o:hrstd="t" o:hr="t" fillcolor="#a0a0a0" stroked="f"/>
-        </w:pict>
-      </w:r>
-    </w:p>
-    <w:p>
-      <w:pPr>
-        <w:rPr>
-          <w:b/>
-          <w:bCs/>
-        </w:rPr>
-      </w:pPr>
-      <w:r>
-        <w:rPr>
-          <w:rFonts w:ascii="Nirmala UI" w:hAnsi="Nirmala UI" w:cs="Nirmala UI"/>
-          <w:b/>
-          <w:bCs/>
-        </w:rPr>
-        <w:t>৬</w:t>
-      </w:r>
-      <w:r>
-        <w:rPr>
-          <w:b/>
-          <w:bCs/>
-        </w:rPr>
-        <w:t xml:space="preserve">. </w:t>
-      </w:r>
-      <w:proofErr w:type="spellStart"/>
-      <w:proofErr w:type="gramStart"/>
-      <w:r>
-        <w:rPr>
-          <w:b/>
-          <w:bCs/>
-        </w:rPr>
-        <w:t>auth.model</w:t>
-      </w:r>
-      <w:proofErr w:type="gramEnd"/>
-      <w:r>
-        <w:rPr>
-          <w:b/>
-          <w:bCs/>
-        </w:rPr>
-        <w:t>.ts</w:t>
-      </w:r>
-      <w:proofErr w:type="spellEnd"/>
-    </w:p>
-    <w:p>
-      <w:r>
-        <w:lastRenderedPageBreak/>
-        <w:t>Interfaces</w:t>
-      </w:r>
-    </w:p>
-    <w:p>
-      <w:proofErr w:type="spellStart"/>
-      <w:r>
-        <w:t>LoginRequest</w:t>
-      </w:r>
-      <w:proofErr w:type="spellEnd"/>
-    </w:p>
-    <w:p/>
-    <w:p>
-      <w:proofErr w:type="spellStart"/>
-      <w:r>
-        <w:t>LoginResponse</w:t>
-      </w:r>
-      <w:proofErr w:type="spellEnd"/>
-    </w:p>
-    <w:p/>
-    <w:p>
-      <w:proofErr w:type="spellStart"/>
-      <w:r>
-        <w:t>ForgotPasswordRequest</w:t>
-      </w:r>
-      <w:proofErr w:type="spellEnd"/>
-    </w:p>
-    <w:p/>
-    <w:p>
-      <w:proofErr w:type="spellStart"/>
-      <w:r>
-        <w:t>ForgotPasswordResponse</w:t>
-      </w:r>
-      <w:proofErr w:type="spellEnd"/>
-    </w:p>
-    <w:p/>
-    <w:p>
-      <w:proofErr w:type="spellStart"/>
-      <w:r>
-        <w:t>ResetPasswordRequest</w:t>
-      </w:r>
-      <w:proofErr w:type="spellEnd"/>
-    </w:p>
-    <w:p/>
-    <w:p>
-      <w:proofErr w:type="spellStart"/>
-      <w:r>
-        <w:t>ResetPasswordResponse</w:t>
-      </w:r>
-      <w:proofErr w:type="spellEnd"/>
-    </w:p>
-    <w:p/>
-    <w:p>
-      <w:proofErr w:type="spellStart"/>
-      <w:r>
-        <w:t>JwtResponse</w:t>
-      </w:r>
-      <w:proofErr w:type="spellEnd"/>
-    </w:p>
-    <w:p>
-      <w:r>
-        <w:pict w14:anchorId="1F1F08DC">
-          <v:rect id="_x0000_i1109" style="width:0;height:1.5pt" o:hralign="center" o:hrstd="t" o:hr="t" fillcolor="#a0a0a0" stroked="f"/>
-        </w:pict>
-      </w:r>
-    </w:p>
-    <w:p>
-      <w:pPr>
-        <w:rPr>
-          <w:b/>
-          <w:bCs/>
-        </w:rPr>
-      </w:pPr>
-      <w:r>
-        <w:rPr>
-          <w:rFonts w:ascii="Nirmala UI" w:hAnsi="Nirmala UI" w:cs="Nirmala UI"/>
-          <w:b/>
-          <w:bCs/>
-        </w:rPr>
-        <w:t>৭</w:t>
-      </w:r>
-      <w:r>
-        <w:rPr>
-          <w:b/>
-          <w:bCs/>
-        </w:rPr>
-        <w:t xml:space="preserve">. </w:t>
-      </w:r>
-      <w:proofErr w:type="spellStart"/>
-      <w:proofErr w:type="gramStart"/>
-      <w:r>
-        <w:rPr>
-          <w:b/>
-          <w:bCs/>
-        </w:rPr>
-        <w:t>auth.guard</w:t>
-      </w:r>
-      <w:proofErr w:type="gramEnd"/>
-      <w:r>
-        <w:rPr>
-          <w:b/>
-          <w:bCs/>
-        </w:rPr>
-        <w:t>.ts</w:t>
-      </w:r>
-      <w:proofErr w:type="spellEnd"/>
-    </w:p>
-    <w:p>
-      <w:r>
-        <w:t>Route Protection</w:t>
-      </w:r>
-    </w:p>
-    <w:p>
-      <w:pPr>
-        <w:rPr>
-          <w:b/>
-          <w:bCs/>
-        </w:rPr>
-      </w:pPr>
-      <w:r>
-        <w:rPr>
-          <w:b/>
-          <w:bCs/>
-        </w:rPr>
-        <w:t>Methods</w:t>
-      </w:r>
-    </w:p>
-    <w:p>
-      <w:proofErr w:type="spellStart"/>
-      <w:proofErr w:type="gramStart"/>
-      <w:r>
-        <w:t>canActivate</w:t>
-      </w:r>
-      <w:proofErr w:type="spellEnd"/>
-      <w:r>
-        <w:t>(</w:t>
-      </w:r>
-      <w:proofErr w:type="gramEnd"/>
-      <w:r>
-        <w:t>)</w:t>
-      </w:r>
-    </w:p>
-    <w:p/>
-    <w:p>
-      <w:proofErr w:type="spellStart"/>
-      <w:proofErr w:type="gramStart"/>
-      <w:r>
-        <w:t>canActivateChild</w:t>
-      </w:r>
-      <w:proofErr w:type="spellEnd"/>
-      <w:r>
-        <w:t>(</w:t>
-      </w:r>
-      <w:proofErr w:type="gramEnd"/>
-      <w:r>
-        <w:t>)</w:t>
-      </w:r>
-    </w:p>
-    <w:p>
-      <w:proofErr w:type="spellStart"/>
-      <w:r>
-        <w:rPr>
-          <w:rFonts w:ascii="Nirmala UI" w:hAnsi="Nirmala UI" w:cs="Nirmala UI"/>
-        </w:rPr>
-        <w:t>কাজ</w:t>
-      </w:r>
-      <w:proofErr w:type="spellEnd"/>
-    </w:p>
-    <w:p>
-      <w:r>
-        <w:t xml:space="preserve">Token </w:t>
-      </w:r>
-      <w:proofErr w:type="spellStart"/>
-      <w:r>
-        <w:rPr>
-          <w:rFonts w:ascii="Nirmala UI" w:hAnsi="Nirmala UI" w:cs="Nirmala UI"/>
-        </w:rPr>
-        <w:t>আছে</w:t>
-      </w:r>
-      <w:proofErr w:type="spellEnd"/>
-      <w:r>
-        <w:t>?</w:t>
-      </w:r>
-    </w:p>
-    <w:p/>
-    <w:p>
-      <w:r>
-        <w:t>↓</w:t>
-      </w:r>
-    </w:p>
-    <w:p/>
-    <w:p>
-      <w:r>
-        <w:lastRenderedPageBreak/>
-        <w:t>YES</w:t>
-      </w:r>
-    </w:p>
-    <w:p/>
-    <w:p>
-      <w:r>
-        <w:t>↓</w:t>
-      </w:r>
-    </w:p>
-    <w:p/>
-    <w:p>
-      <w:r>
-        <w:t>Page Open</w:t>
-      </w:r>
-    </w:p>
-    <w:p/>
-    <w:p>
-      <w:r>
-        <w:t>NO</w:t>
-      </w:r>
-    </w:p>
-    <w:p/>
-    <w:p>
-      <w:r>
-        <w:t>↓</w:t>
-      </w:r>
-    </w:p>
-    <w:p/>
-    <w:p>
-      <w:r>
-        <w:t>Login</w:t>
-      </w:r>
-    </w:p>
-    <w:p>
-      <w:r>
-        <w:pict w14:anchorId="04A3B26C">
-          <v:rect id="_x0000_i1110" style="width:0;height:1.5pt" o:hralign="center" o:hrstd="t" o:hr="t" fillcolor="#a0a0a0" stroked="f"/>
-        </w:pict>
-      </w:r>
-    </w:p>
-    <w:p>
-      <w:pPr>
-        <w:rPr>
-          <w:b/>
-          <w:bCs/>
-        </w:rPr>
-      </w:pPr>
-      <w:r>
-        <w:rPr>
-          <w:rFonts w:ascii="Nirmala UI" w:hAnsi="Nirmala UI" w:cs="Nirmala UI"/>
-          <w:b/>
-          <w:bCs/>
-        </w:rPr>
-        <w:t>৮</w:t>
-      </w:r>
-      <w:r>
-        <w:rPr>
-          <w:b/>
-          <w:bCs/>
-        </w:rPr>
-        <w:t xml:space="preserve">. </w:t>
-      </w:r>
-      <w:proofErr w:type="spellStart"/>
-      <w:proofErr w:type="gramStart"/>
-      <w:r>
-        <w:rPr>
-          <w:b/>
-          <w:bCs/>
-        </w:rPr>
-        <w:t>role.guard</w:t>
-      </w:r>
-      <w:proofErr w:type="gramEnd"/>
-      <w:r>
-        <w:rPr>
-          <w:b/>
-          <w:bCs/>
-        </w:rPr>
-        <w:t>.ts</w:t>
-      </w:r>
-      <w:proofErr w:type="spellEnd"/>
-    </w:p>
-    <w:p>
-      <w:r>
-        <w:t>Role Based Access</w:t>
-      </w:r>
-    </w:p>
-    <w:p>
-      <w:pPr>
-        <w:rPr>
-          <w:b/>
-          <w:bCs/>
-        </w:rPr>
-      </w:pPr>
-      <w:r>
-        <w:rPr>
-          <w:b/>
-          <w:bCs/>
-        </w:rPr>
-        <w:t>Methods</w:t>
-      </w:r>
-    </w:p>
-    <w:p>
-      <w:proofErr w:type="spellStart"/>
-      <w:proofErr w:type="gramStart"/>
-      <w:r>
-        <w:t>canActivate</w:t>
-      </w:r>
-      <w:proofErr w:type="spellEnd"/>
-      <w:r>
-        <w:t>(</w:t>
-      </w:r>
-      <w:proofErr w:type="gramEnd"/>
-      <w:r>
-        <w:t>)</w:t>
-      </w:r>
-    </w:p>
-    <w:p/>
-    <w:p>
-      <w:proofErr w:type="spellStart"/>
-      <w:proofErr w:type="gramStart"/>
-      <w:r>
-        <w:t>checkRole</w:t>
-      </w:r>
-      <w:proofErr w:type="spellEnd"/>
-      <w:r>
-        <w:t>(</w:t>
-      </w:r>
-      <w:proofErr w:type="gramEnd"/>
-      <w:r>
-        <w:t>)</w:t>
-      </w:r>
-    </w:p>
-    <w:p>
-      <w:proofErr w:type="spellStart"/>
-      <w:r>
-        <w:rPr>
-          <w:rFonts w:ascii="Nirmala UI" w:hAnsi="Nirmala UI" w:cs="Nirmala UI"/>
-        </w:rPr>
-        <w:t>কাজ</w:t>
-      </w:r>
-      <w:proofErr w:type="spellEnd"/>
-    </w:p>
-    <w:p>
-      <w:r>
-        <w:t>ADMIN?</w:t>
-      </w:r>
-    </w:p>
-    <w:p/>
-    <w:p>
-      <w:r>
-        <w:t>↓</w:t>
-      </w:r>
-    </w:p>
-    <w:p/>
-    <w:p>
-      <w:r>
-        <w:t>YES</w:t>
-      </w:r>
-    </w:p>
-    <w:p/>
-    <w:p>
-      <w:r>
-        <w:t>↓</w:t>
-      </w:r>
-    </w:p>
-    <w:p/>
-    <w:p>
-      <w:r>
-        <w:t>Admin Dashboard</w:t>
-      </w:r>
-    </w:p>
-    <w:p/>
-    <w:p>
-      <w:r>
-        <w:t>NO</w:t>
-      </w:r>
-    </w:p>
-    <w:p/>
-    <w:p>
-      <w:r>
-        <w:t>↓</w:t>
-      </w:r>
-    </w:p>
-    <w:p/>
-    <w:p>
-      <w:r>
-        <w:t>Unauthorized</w:t>
-      </w:r>
-    </w:p>
-    <w:p>
-      <w:r>
-        <w:pict w14:anchorId="17008C30">
-          <v:rect id="_x0000_i1111" style="width:0;height:1.5pt" o:hralign="center" o:hrstd="t" o:hr="t" fillcolor="#a0a0a0" stroked="f"/>
-        </w:pict>
-      </w:r>
-    </w:p>
-    <w:p>
-      <w:pPr>
-        <w:rPr>
-          <w:b/>
-          <w:bCs/>
-        </w:rPr>
-      </w:pPr>
-      <w:r>
-        <w:rPr>
-          <w:rFonts w:ascii="Nirmala UI" w:hAnsi="Nirmala UI" w:cs="Nirmala UI"/>
-          <w:b/>
-          <w:bCs/>
-        </w:rPr>
-        <w:t>৯</w:t>
-      </w:r>
-      <w:r>
-        <w:rPr>
-          <w:b/>
-          <w:bCs/>
-        </w:rPr>
-        <w:t xml:space="preserve">. </w:t>
-      </w:r>
-      <w:proofErr w:type="spellStart"/>
-      <w:proofErr w:type="gramStart"/>
-      <w:r>
-        <w:rPr>
-          <w:b/>
-          <w:bCs/>
-        </w:rPr>
-        <w:t>auth.interceptor</w:t>
-      </w:r>
-      <w:proofErr w:type="gramEnd"/>
-      <w:r>
-        <w:rPr>
-          <w:b/>
-          <w:bCs/>
-        </w:rPr>
-        <w:t>.ts</w:t>
-      </w:r>
-      <w:proofErr w:type="spellEnd"/>
-    </w:p>
-    <w:p>
-      <w:r>
-        <w:t>HTTP Request-</w:t>
-      </w:r>
-      <w:r>
-        <w:rPr>
-          <w:rFonts w:ascii="Nirmala UI" w:hAnsi="Nirmala UI" w:cs="Nirmala UI"/>
-        </w:rPr>
-        <w:t>এ</w:t>
-      </w:r>
-      <w:r>
-        <w:t xml:space="preserve"> Token </w:t>
-      </w:r>
-      <w:proofErr w:type="spellStart"/>
-      <w:r>
-        <w:rPr>
-          <w:rFonts w:ascii="Nirmala UI" w:hAnsi="Nirmala UI" w:cs="Nirmala UI"/>
-        </w:rPr>
-        <w:t>যোগ</w:t>
-      </w:r>
-      <w:proofErr w:type="spellEnd"/>
-      <w:r>
-        <w:t xml:space="preserve"> </w:t>
-      </w:r>
-      <w:proofErr w:type="spellStart"/>
-      <w:r>
-        <w:rPr>
-          <w:rFonts w:ascii="Nirmala UI" w:hAnsi="Nirmala UI" w:cs="Nirmala UI"/>
-        </w:rPr>
-        <w:t>করবে</w:t>
-      </w:r>
-      <w:proofErr w:type="spellEnd"/>
-      <w:r>
-        <w:rPr>
-          <w:rFonts w:ascii="Nirmala UI" w:hAnsi="Nirmala UI" w:cs="Nirmala UI"/>
-        </w:rPr>
-        <w:t>।</w:t>
-      </w:r>
-    </w:p>
-    <w:p>
-      <w:pPr>
-        <w:rPr>
-          <w:b/>
-          <w:bCs/>
-        </w:rPr>
-      </w:pPr>
-      <w:r>
-        <w:rPr>
-          <w:b/>
-          <w:bCs/>
-        </w:rPr>
-        <w:t>Method</w:t>
-      </w:r>
-    </w:p>
-    <w:p>
-      <w:proofErr w:type="gramStart"/>
-      <w:r>
-        <w:t>intercept(</w:t>
-      </w:r>
-      <w:proofErr w:type="gramEnd"/>
-      <w:r>
-        <w:t>)</w:t>
-      </w:r>
-    </w:p>
-    <w:p>
-      <w:r>
-        <w:t>Flow</w:t>
-      </w:r>
-    </w:p>
-    <w:p>
-      <w:r>
-        <w:t>Angular Request</w:t>
-      </w:r>
-    </w:p>
-    <w:p/>
-    <w:p>
-      <w:r>
-        <w:t>↓</w:t>
-      </w:r>
-    </w:p>
-    <w:p/>
-    <w:p>
-      <w:r>
-        <w:t>JWT Header Add</w:t>
-      </w:r>
-    </w:p>
-    <w:p/>
-    <w:p>
-      <w:r>
-        <w:t>↓</w:t>
-      </w:r>
-    </w:p>
-    <w:p/>
-    <w:p>
-      <w:r>
-        <w:t>Spring Boot API</w:t>
-      </w:r>
-    </w:p>
-    <w:p>
-      <w:r>
-        <w:pict w14:anchorId="0B0ED4B3">
-          <v:rect id="_x0000_i1112" style="width:0;height:1.5pt" o:hralign="center" o:hrstd="t" o:hr="t" fillcolor="#a0a0a0" stroked="f"/>
-        </w:pict>
-      </w:r>
-    </w:p>
-    <w:p>
-      <w:pPr>
-        <w:rPr>
-          <w:b/>
-          <w:bCs/>
-        </w:rPr>
-      </w:pPr>
-      <w:r>
-        <w:rPr>
-          <w:rFonts w:ascii="Nirmala UI" w:hAnsi="Nirmala UI" w:cs="Nirmala UI"/>
-          <w:b/>
-          <w:bCs/>
-        </w:rPr>
-        <w:t>১০</w:t>
-      </w:r>
-      <w:r>
-        <w:rPr>
-          <w:b/>
-          <w:bCs/>
-        </w:rPr>
-        <w:t xml:space="preserve">. </w:t>
-      </w:r>
-      <w:proofErr w:type="spellStart"/>
-      <w:proofErr w:type="gramStart"/>
-      <w:r>
-        <w:rPr>
-          <w:b/>
-          <w:bCs/>
-        </w:rPr>
-        <w:t>authentication.routes</w:t>
-      </w:r>
-      <w:proofErr w:type="gramEnd"/>
-      <w:r>
-        <w:rPr>
-          <w:b/>
-          <w:bCs/>
-        </w:rPr>
-        <w:t>.ts</w:t>
-      </w:r>
-      <w:proofErr w:type="spellEnd"/>
-    </w:p>
-    <w:p>
-      <w:r>
-        <w:t>Routes</w:t>
-      </w:r>
-    </w:p>
-    <w:p>
-      <w:r>
-        <w:lastRenderedPageBreak/>
-        <w:t>/</w:t>
-      </w:r>
-      <w:proofErr w:type="gramStart"/>
-      <w:r>
-        <w:t>login</w:t>
-      </w:r>
-      <w:proofErr w:type="gramEnd"/>
-    </w:p>
-    <w:p/>
-    <w:p>
-      <w:r>
-        <w:t>/</w:t>
-      </w:r>
-      <w:proofErr w:type="gramStart"/>
-      <w:r>
-        <w:t>forgot</w:t>
-      </w:r>
-      <w:proofErr w:type="gramEnd"/>
-      <w:r>
-        <w:t>-password</w:t>
-      </w:r>
-    </w:p>
-    <w:p/>
-    <w:p>
-      <w:r>
-        <w:t>/</w:t>
-      </w:r>
-      <w:proofErr w:type="gramStart"/>
-      <w:r>
-        <w:t>reset</w:t>
-      </w:r>
-      <w:proofErr w:type="gramEnd"/>
-      <w:r>
-        <w:t>-password</w:t>
-      </w:r>
-    </w:p>
-    <w:p/>
-    <w:p>
-      <w:r>
-        <w:t>/</w:t>
-      </w:r>
-      <w:proofErr w:type="gramStart"/>
-      <w:r>
-        <w:t>unauthorized</w:t>
-      </w:r>
-      <w:proofErr w:type="gramEnd"/>
     </w:p>
     <w:p>
       <w:r>
         <w:pict w14:anchorId="53028089">
-          <v:rect id="_x0000_i1113" style="width:0;height:1.5pt" o:hralign="center" o:hrstd="t" o:hr="t" fillcolor="#a0a0a0" stroked="f"/>
+          <v:rect id="_x0000_i1035" style="width:0;height:1.5pt" o:hralign="center" o:hrstd="t" o:hr="t" fillcolor="#a0a0a0" stroked="f"/>
         </w:pict>
       </w:r>
     </w:p>
@@ -2924,7 +3003,7 @@
     <w:p>
       <w:r>
         <w:pict w14:anchorId="2209F9BD">
-          <v:rect id="_x0000_i1114" style="width:0;height:1.5pt" o:hralign="center" o:hrstd="t" o:hr="t" fillcolor="#a0a0a0" stroked="f"/>
+          <v:rect id="_x0000_i1036" style="width:0;height:1.5pt" o:hralign="center" o:hrstd="t" o:hr="t" fillcolor="#a0a0a0" stroked="f"/>
         </w:pict>
       </w:r>
     </w:p>
@@ -2982,6 +3061,7 @@
                 <w:b/>
                 <w:bCs/>
               </w:rPr>
+              <w:lastRenderedPageBreak/>
               <w:t>File</w:t>
             </w:r>
           </w:p>
@@ -3276,7 +3356,6 @@
           <w:p>
             <w:proofErr w:type="spellStart"/>
             <w:r>
-              <w:lastRenderedPageBreak/>
               <w:t>unauthorized.ts</w:t>
             </w:r>
             <w:proofErr w:type="spellEnd"/>
@@ -3678,7 +3757,7 @@
     <w:p>
       <w:r>
         <w:pict w14:anchorId="73BE85B3">
-          <v:rect id="_x0000_i1115" style="width:0;height:1.5pt" o:hralign="center" o:hrstd="t" o:hr="t" fillcolor="#a0a0a0" stroked="f"/>
+          <v:rect id="_x0000_i1037" style="width:0;height:1.5pt" o:hralign="center" o:hrstd="t" o:hr="t" fillcolor="#a0a0a0" stroked="f"/>
         </w:pict>
       </w:r>
     </w:p>
@@ -4190,6 +4269,7 @@
         </w:numPr>
       </w:pPr>
       <w:r>
+        <w:lastRenderedPageBreak/>
         <w:t xml:space="preserve">forgot-password </w:t>
       </w:r>
     </w:p>
@@ -4237,12 +4317,16 @@
       </w:r>
     </w:p>
     <w:p>
-      <w:proofErr w:type="spellStart"/>
-      <w:r>
-        <w:rPr>
-          <w:rFonts w:ascii="Nirmala UI" w:hAnsi="Nirmala UI" w:cs="Nirmala UI"/>
-        </w:rPr>
-        <w:lastRenderedPageBreak/>
+      <w:pPr>
+        <w:rPr>
+          <w:rFonts w:ascii="Nirmala UI" w:hAnsi="Nirmala UI" w:cs="Nirmala UI"/>
+        </w:rPr>
+      </w:pPr>
+      <w:proofErr w:type="spellStart"/>
+      <w:r>
+        <w:rPr>
+          <w:rFonts w:ascii="Nirmala UI" w:hAnsi="Nirmala UI" w:cs="Nirmala UI"/>
+        </w:rPr>
         <w:t>এগুলো</w:t>
       </w:r>
       <w:proofErr w:type="spellEnd"/>
@@ -4548,7 +4632,665 @@
         </w:rPr>
         <w:t>।</w:t>
       </w:r>
-    </w:p>
+      <w:r>
+        <w:rPr>
+          <w:rFonts w:ascii="Nirmala UI" w:hAnsi="Nirmala UI" w:cs="Nirmala UI"/>
+        </w:rPr>
+        <w:br/>
+      </w:r>
+    </w:p>
+    <w:p>
+      <w:pPr>
+        <w:rPr>
+          <w:b/>
+          <w:bCs/>
+        </w:rPr>
+      </w:pPr>
+      <w:r>
+        <w:rPr>
+          <w:rFonts w:ascii="Segoe UI Emoji" w:hAnsi="Segoe UI Emoji" w:cs="Segoe UI Emoji"/>
+          <w:b/>
+          <w:bCs/>
+        </w:rPr>
+        <w:t>📊</w:t>
+      </w:r>
+      <w:r>
+        <w:rPr>
+          <w:b/>
+          <w:bCs/>
+        </w:rPr>
+        <w:t xml:space="preserve"> Final Dependency Chart</w:t>
+      </w:r>
+    </w:p>
+    <w:tbl>
+      <w:tblPr>
+        <w:tblW w:w="0" w:type="auto"/>
+        <w:tblCellSpacing w:w="15" w:type="dxa"/>
+        <w:tblCellMar>
+          <w:top w:w="15" w:type="dxa"/>
+          <w:left w:w="15" w:type="dxa"/>
+          <w:bottom w:w="15" w:type="dxa"/>
+          <w:right w:w="15" w:type="dxa"/>
+        </w:tblCellMar>
+        <w:tblLook w:val="04A0" w:firstRow="1" w:lastRow="0" w:firstColumn="1" w:lastColumn="0" w:noHBand="0" w:noVBand="1"/>
+      </w:tblPr>
+      <w:tblGrid>
+        <w:gridCol w:w="2475"/>
+        <w:gridCol w:w="6885"/>
+      </w:tblGrid>
+      <w:tr>
+        <w:trPr>
+          <w:tblHeader/>
+          <w:tblCellSpacing w:w="15" w:type="dxa"/>
+        </w:trPr>
+        <w:tc>
+          <w:tcPr>
+            <w:tcW w:w="0" w:type="auto"/>
+            <w:vAlign w:val="center"/>
+            <w:hideMark/>
+          </w:tcPr>
+          <w:p>
+            <w:pPr>
+              <w:rPr>
+                <w:b/>
+                <w:bCs/>
+              </w:rPr>
+            </w:pPr>
+            <w:r>
+              <w:rPr>
+                <w:b/>
+                <w:bCs/>
+              </w:rPr>
+              <w:t>Angular File</w:t>
+            </w:r>
+          </w:p>
+        </w:tc>
+        <w:tc>
+          <w:tcPr>
+            <w:tcW w:w="0" w:type="auto"/>
+            <w:vAlign w:val="center"/>
+            <w:hideMark/>
+          </w:tcPr>
+          <w:p>
+            <w:pPr>
+              <w:rPr>
+                <w:b/>
+                <w:bCs/>
+              </w:rPr>
+            </w:pPr>
+            <w:r>
+              <w:rPr>
+                <w:b/>
+                <w:bCs/>
+              </w:rPr>
+              <w:t>Backend Files</w:t>
+            </w:r>
+          </w:p>
+        </w:tc>
+      </w:tr>
+      <w:tr>
+        <w:trPr>
+          <w:tblCellSpacing w:w="15" w:type="dxa"/>
+        </w:trPr>
+        <w:tc>
+          <w:tcPr>
+            <w:tcW w:w="0" w:type="auto"/>
+            <w:vAlign w:val="center"/>
+            <w:hideMark/>
+          </w:tcPr>
+          <w:p>
+            <w:proofErr w:type="spellStart"/>
+            <w:proofErr w:type="gramStart"/>
+            <w:r>
+              <w:rPr>
+                <w:b/>
+                <w:bCs/>
+              </w:rPr>
+              <w:t>auth.service</w:t>
+            </w:r>
+            <w:proofErr w:type="gramEnd"/>
+            <w:r>
+              <w:rPr>
+                <w:b/>
+                <w:bCs/>
+              </w:rPr>
+              <w:t>.ts</w:t>
+            </w:r>
+            <w:proofErr w:type="spellEnd"/>
+          </w:p>
+        </w:tc>
+        <w:tc>
+          <w:tcPr>
+            <w:tcW w:w="0" w:type="auto"/>
+            <w:vAlign w:val="center"/>
+            <w:hideMark/>
+          </w:tcPr>
+          <w:p>
+            <w:proofErr w:type="spellStart"/>
+            <w:r>
+              <w:t>AuthenticationController</w:t>
+            </w:r>
+            <w:proofErr w:type="spellEnd"/>
+            <w:r>
+              <w:t xml:space="preserve">, </w:t>
+            </w:r>
+            <w:proofErr w:type="spellStart"/>
+            <w:r>
+              <w:t>AuthenticationService</w:t>
+            </w:r>
+            <w:proofErr w:type="spellEnd"/>
+            <w:r>
+              <w:t xml:space="preserve">, </w:t>
+            </w:r>
+            <w:proofErr w:type="spellStart"/>
+            <w:r>
+              <w:t>AuthenticationServiceImpl</w:t>
+            </w:r>
+            <w:proofErr w:type="spellEnd"/>
+            <w:r>
+              <w:t xml:space="preserve">, </w:t>
+            </w:r>
+            <w:proofErr w:type="spellStart"/>
+            <w:r>
+              <w:t>UserRepository</w:t>
+            </w:r>
+            <w:proofErr w:type="spellEnd"/>
+            <w:r>
+              <w:t xml:space="preserve">, User Entity, </w:t>
+            </w:r>
+            <w:proofErr w:type="spellStart"/>
+            <w:r>
+              <w:t>LoginRequestDto</w:t>
+            </w:r>
+            <w:proofErr w:type="spellEnd"/>
+            <w:r>
+              <w:t xml:space="preserve">, </w:t>
+            </w:r>
+            <w:proofErr w:type="spellStart"/>
+            <w:r>
+              <w:t>LoginResponseDto</w:t>
+            </w:r>
+            <w:proofErr w:type="spellEnd"/>
+            <w:r>
+              <w:t xml:space="preserve">, </w:t>
+            </w:r>
+            <w:proofErr w:type="spellStart"/>
+            <w:r>
+              <w:t>ForgotPasswordRequestDto</w:t>
+            </w:r>
+            <w:proofErr w:type="spellEnd"/>
+            <w:r>
+              <w:t xml:space="preserve">, </w:t>
+            </w:r>
+            <w:proofErr w:type="spellStart"/>
+            <w:r>
+              <w:t>ForgotPasswordResponseDto</w:t>
+            </w:r>
+            <w:proofErr w:type="spellEnd"/>
+            <w:r>
+              <w:t xml:space="preserve">, </w:t>
+            </w:r>
+            <w:proofErr w:type="spellStart"/>
+            <w:r>
+              <w:t>ResetPasswordRequestDto</w:t>
+            </w:r>
+            <w:proofErr w:type="spellEnd"/>
+            <w:r>
+              <w:t xml:space="preserve">, </w:t>
+            </w:r>
+            <w:proofErr w:type="spellStart"/>
+            <w:r>
+              <w:t>ResetPasswordResponseDto</w:t>
+            </w:r>
+            <w:proofErr w:type="spellEnd"/>
+            <w:r>
+              <w:t xml:space="preserve">, </w:t>
+            </w:r>
+            <w:proofErr w:type="spellStart"/>
+            <w:r>
+              <w:t>JwtService</w:t>
+            </w:r>
+            <w:proofErr w:type="spellEnd"/>
+            <w:r>
+              <w:t xml:space="preserve">, </w:t>
+            </w:r>
+            <w:proofErr w:type="spellStart"/>
+            <w:r>
+              <w:t>PasswordEncoder</w:t>
+            </w:r>
+            <w:proofErr w:type="spellEnd"/>
+            <w:r>
+              <w:t xml:space="preserve">, </w:t>
+            </w:r>
+            <w:proofErr w:type="spellStart"/>
+            <w:r>
+              <w:t>EmailService</w:t>
+            </w:r>
+            <w:proofErr w:type="spellEnd"/>
+            <w:r>
+              <w:t xml:space="preserve">, </w:t>
+            </w:r>
+            <w:proofErr w:type="spellStart"/>
+            <w:r>
+              <w:t>SecurityConfig</w:t>
+            </w:r>
+            <w:proofErr w:type="spellEnd"/>
+            <w:r>
+              <w:t xml:space="preserve">, </w:t>
+            </w:r>
+            <w:proofErr w:type="spellStart"/>
+            <w:r>
+              <w:t>JwtAuthenticationFilter</w:t>
+            </w:r>
+            <w:proofErr w:type="spellEnd"/>
+          </w:p>
+        </w:tc>
+      </w:tr>
+      <w:tr>
+        <w:trPr>
+          <w:tblCellSpacing w:w="15" w:type="dxa"/>
+        </w:trPr>
+        <w:tc>
+          <w:tcPr>
+            <w:tcW w:w="0" w:type="auto"/>
+            <w:vAlign w:val="center"/>
+            <w:hideMark/>
+          </w:tcPr>
+          <w:p>
+            <w:proofErr w:type="spellStart"/>
+            <w:proofErr w:type="gramStart"/>
+            <w:r>
+              <w:rPr>
+                <w:b/>
+                <w:bCs/>
+              </w:rPr>
+              <w:t>auth.model</w:t>
+            </w:r>
+            <w:proofErr w:type="gramEnd"/>
+            <w:r>
+              <w:rPr>
+                <w:b/>
+                <w:bCs/>
+              </w:rPr>
+              <w:t>.ts</w:t>
+            </w:r>
+            <w:proofErr w:type="spellEnd"/>
+          </w:p>
+        </w:tc>
+        <w:tc>
+          <w:tcPr>
+            <w:tcW w:w="0" w:type="auto"/>
+            <w:vAlign w:val="center"/>
+            <w:hideMark/>
+          </w:tcPr>
+          <w:p>
+            <w:proofErr w:type="spellStart"/>
+            <w:r>
+              <w:t>LoginRequestDto</w:t>
+            </w:r>
+            <w:proofErr w:type="spellEnd"/>
+            <w:r>
+              <w:t xml:space="preserve">, </w:t>
+            </w:r>
+            <w:proofErr w:type="spellStart"/>
+            <w:r>
+              <w:t>LoginResponseDto</w:t>
+            </w:r>
+            <w:proofErr w:type="spellEnd"/>
+            <w:r>
+              <w:t xml:space="preserve">, </w:t>
+            </w:r>
+            <w:proofErr w:type="spellStart"/>
+            <w:r>
+              <w:t>ForgotPasswordRequestDto</w:t>
+            </w:r>
+            <w:proofErr w:type="spellEnd"/>
+            <w:r>
+              <w:t xml:space="preserve">, </w:t>
+            </w:r>
+            <w:proofErr w:type="spellStart"/>
+            <w:r>
+              <w:t>ForgotPasswordResponseDto</w:t>
+            </w:r>
+            <w:proofErr w:type="spellEnd"/>
+            <w:r>
+              <w:t xml:space="preserve">, </w:t>
+            </w:r>
+            <w:proofErr w:type="spellStart"/>
+            <w:r>
+              <w:t>ResetPasswordRequestDto</w:t>
+            </w:r>
+            <w:proofErr w:type="spellEnd"/>
+            <w:r>
+              <w:t xml:space="preserve">, </w:t>
+            </w:r>
+            <w:proofErr w:type="spellStart"/>
+            <w:r>
+              <w:t>ResetPasswordResponseDto</w:t>
+            </w:r>
+            <w:proofErr w:type="spellEnd"/>
+            <w:r>
+              <w:t xml:space="preserve">, </w:t>
+            </w:r>
+            <w:proofErr w:type="spellStart"/>
+            <w:r>
+              <w:t>JwtResponseDto</w:t>
+            </w:r>
+            <w:proofErr w:type="spellEnd"/>
+          </w:p>
+        </w:tc>
+      </w:tr>
+      <w:tr>
+        <w:trPr>
+          <w:tblCellSpacing w:w="15" w:type="dxa"/>
+        </w:trPr>
+        <w:tc>
+          <w:tcPr>
+            <w:tcW w:w="0" w:type="auto"/>
+            <w:vAlign w:val="center"/>
+            <w:hideMark/>
+          </w:tcPr>
+          <w:p>
+            <w:proofErr w:type="spellStart"/>
+            <w:proofErr w:type="gramStart"/>
+            <w:r>
+              <w:rPr>
+                <w:b/>
+                <w:bCs/>
+              </w:rPr>
+              <w:t>auth.guard</w:t>
+            </w:r>
+            <w:proofErr w:type="gramEnd"/>
+            <w:r>
+              <w:rPr>
+                <w:b/>
+                <w:bCs/>
+              </w:rPr>
+              <w:t>.ts</w:t>
+            </w:r>
+            <w:proofErr w:type="spellEnd"/>
+          </w:p>
+        </w:tc>
+        <w:tc>
+          <w:tcPr>
+            <w:tcW w:w="0" w:type="auto"/>
+            <w:vAlign w:val="center"/>
+            <w:hideMark/>
+          </w:tcPr>
+          <w:p>
+            <w:proofErr w:type="spellStart"/>
+            <w:r>
+              <w:t>SecurityConfig</w:t>
+            </w:r>
+            <w:proofErr w:type="spellEnd"/>
+            <w:r>
+              <w:t xml:space="preserve">, </w:t>
+            </w:r>
+            <w:proofErr w:type="spellStart"/>
+            <w:r>
+              <w:t>JwtAuthenticationFilter</w:t>
+            </w:r>
+            <w:proofErr w:type="spellEnd"/>
+            <w:r>
+              <w:t xml:space="preserve">, </w:t>
+            </w:r>
+            <w:proofErr w:type="spellStart"/>
+            <w:r>
+              <w:t>JwtService</w:t>
+            </w:r>
+            <w:proofErr w:type="spellEnd"/>
+            <w:r>
+              <w:t xml:space="preserve">, </w:t>
+            </w:r>
+            <w:proofErr w:type="spellStart"/>
+            <w:r>
+              <w:t>CustomUserDetailsService</w:t>
+            </w:r>
+            <w:proofErr w:type="spellEnd"/>
+          </w:p>
+        </w:tc>
+      </w:tr>
+      <w:tr>
+        <w:trPr>
+          <w:tblCellSpacing w:w="15" w:type="dxa"/>
+        </w:trPr>
+        <w:tc>
+          <w:tcPr>
+            <w:tcW w:w="0" w:type="auto"/>
+            <w:vAlign w:val="center"/>
+            <w:hideMark/>
+          </w:tcPr>
+          <w:p>
+            <w:proofErr w:type="spellStart"/>
+            <w:proofErr w:type="gramStart"/>
+            <w:r>
+              <w:rPr>
+                <w:b/>
+                <w:bCs/>
+              </w:rPr>
+              <w:t>role.guard</w:t>
+            </w:r>
+            <w:proofErr w:type="gramEnd"/>
+            <w:r>
+              <w:rPr>
+                <w:b/>
+                <w:bCs/>
+              </w:rPr>
+              <w:t>.ts</w:t>
+            </w:r>
+            <w:proofErr w:type="spellEnd"/>
+          </w:p>
+        </w:tc>
+        <w:tc>
+          <w:tcPr>
+            <w:tcW w:w="0" w:type="auto"/>
+            <w:vAlign w:val="center"/>
+            <w:hideMark/>
+          </w:tcPr>
+          <w:p>
+            <w:proofErr w:type="spellStart"/>
+            <w:r>
+              <w:t>SecurityConfig</w:t>
+            </w:r>
+            <w:proofErr w:type="spellEnd"/>
+            <w:r>
+              <w:t xml:space="preserve">, </w:t>
+            </w:r>
+            <w:proofErr w:type="spellStart"/>
+            <w:r>
+              <w:t>JwtService</w:t>
+            </w:r>
+            <w:proofErr w:type="spellEnd"/>
+            <w:r>
+              <w:t xml:space="preserve">, User Entity, </w:t>
+            </w:r>
+            <w:proofErr w:type="spellStart"/>
+            <w:r>
+              <w:t>UserRole</w:t>
+            </w:r>
+            <w:proofErr w:type="spellEnd"/>
+          </w:p>
+        </w:tc>
+      </w:tr>
+      <w:tr>
+        <w:trPr>
+          <w:tblCellSpacing w:w="15" w:type="dxa"/>
+        </w:trPr>
+        <w:tc>
+          <w:tcPr>
+            <w:tcW w:w="0" w:type="auto"/>
+            <w:vAlign w:val="center"/>
+            <w:hideMark/>
+          </w:tcPr>
+          <w:p>
+            <w:proofErr w:type="spellStart"/>
+            <w:proofErr w:type="gramStart"/>
+            <w:r>
+              <w:rPr>
+                <w:b/>
+                <w:bCs/>
+              </w:rPr>
+              <w:t>auth.interceptor</w:t>
+            </w:r>
+            <w:proofErr w:type="gramEnd"/>
+            <w:r>
+              <w:rPr>
+                <w:b/>
+                <w:bCs/>
+              </w:rPr>
+              <w:t>.ts</w:t>
+            </w:r>
+            <w:proofErr w:type="spellEnd"/>
+          </w:p>
+        </w:tc>
+        <w:tc>
+          <w:tcPr>
+            <w:tcW w:w="0" w:type="auto"/>
+            <w:vAlign w:val="center"/>
+            <w:hideMark/>
+          </w:tcPr>
+          <w:p>
+            <w:proofErr w:type="spellStart"/>
+            <w:r>
+              <w:t>JwtAuthenticationFilter</w:t>
+            </w:r>
+            <w:proofErr w:type="spellEnd"/>
+            <w:r>
+              <w:t xml:space="preserve">, </w:t>
+            </w:r>
+            <w:proofErr w:type="spellStart"/>
+            <w:r>
+              <w:t>JwtService</w:t>
+            </w:r>
+            <w:proofErr w:type="spellEnd"/>
+            <w:r>
+              <w:t xml:space="preserve">, </w:t>
+            </w:r>
+            <w:proofErr w:type="spellStart"/>
+            <w:r>
+              <w:t>SecurityConfig</w:t>
+            </w:r>
+            <w:proofErr w:type="spellEnd"/>
+          </w:p>
+        </w:tc>
+      </w:tr>
+      <w:tr>
+        <w:trPr>
+          <w:tblCellSpacing w:w="15" w:type="dxa"/>
+        </w:trPr>
+        <w:tc>
+          <w:tcPr>
+            <w:tcW w:w="0" w:type="auto"/>
+            <w:vAlign w:val="center"/>
+            <w:hideMark/>
+          </w:tcPr>
+          <w:p>
+            <w:proofErr w:type="spellStart"/>
+            <w:proofErr w:type="gramStart"/>
+            <w:r>
+              <w:rPr>
+                <w:b/>
+                <w:bCs/>
+              </w:rPr>
+              <w:t>authentication.routes</w:t>
+            </w:r>
+            <w:proofErr w:type="gramEnd"/>
+            <w:r>
+              <w:rPr>
+                <w:b/>
+                <w:bCs/>
+              </w:rPr>
+              <w:t>.ts</w:t>
+            </w:r>
+            <w:proofErr w:type="spellEnd"/>
+          </w:p>
+        </w:tc>
+        <w:tc>
+          <w:tcPr>
+            <w:tcW w:w="0" w:type="auto"/>
+            <w:vAlign w:val="center"/>
+            <w:hideMark/>
+          </w:tcPr>
+          <w:p>
+            <w:proofErr w:type="spellStart"/>
+            <w:r>
+              <w:t>AuthenticationController</w:t>
+            </w:r>
+            <w:proofErr w:type="spellEnd"/>
+            <w:r>
+              <w:t xml:space="preserve"> (</w:t>
+            </w:r>
+            <w:proofErr w:type="spellStart"/>
+            <w:r>
+              <w:rPr>
+                <w:rFonts w:ascii="Nirmala UI" w:hAnsi="Nirmala UI" w:cs="Nirmala UI"/>
+              </w:rPr>
+              <w:t>পরোক্ষভাবে</w:t>
+            </w:r>
+            <w:proofErr w:type="spellEnd"/>
+            <w:r>
+              <w:t xml:space="preserve">, </w:t>
+            </w:r>
+            <w:proofErr w:type="spellStart"/>
+            <w:r>
+              <w:rPr>
+                <w:rFonts w:ascii="Nirmala UI" w:hAnsi="Nirmala UI" w:cs="Nirmala UI"/>
+              </w:rPr>
+              <w:t>কারণ</w:t>
+            </w:r>
+            <w:proofErr w:type="spellEnd"/>
+            <w:r>
+              <w:t xml:space="preserve"> Route-</w:t>
+            </w:r>
+            <w:proofErr w:type="spellStart"/>
+            <w:r>
+              <w:rPr>
+                <w:rFonts w:ascii="Nirmala UI" w:hAnsi="Nirmala UI" w:cs="Nirmala UI"/>
+              </w:rPr>
+              <w:t>গুলো</w:t>
+            </w:r>
+            <w:proofErr w:type="spellEnd"/>
+            <w:r>
+              <w:t xml:space="preserve"> Controller-</w:t>
+            </w:r>
+            <w:proofErr w:type="spellStart"/>
+            <w:r>
+              <w:rPr>
+                <w:rFonts w:ascii="Nirmala UI" w:hAnsi="Nirmala UI" w:cs="Nirmala UI"/>
+              </w:rPr>
+              <w:t>এর</w:t>
+            </w:r>
+            <w:proofErr w:type="spellEnd"/>
+            <w:r>
+              <w:t xml:space="preserve"> API </w:t>
+            </w:r>
+            <w:proofErr w:type="spellStart"/>
+            <w:r>
+              <w:rPr>
+                <w:rFonts w:ascii="Nirmala UI" w:hAnsi="Nirmala UI" w:cs="Nirmala UI"/>
+              </w:rPr>
+              <w:t>ব্যবহার</w:t>
+            </w:r>
+            <w:proofErr w:type="spellEnd"/>
+            <w:r>
+              <w:t xml:space="preserve"> </w:t>
+            </w:r>
+            <w:proofErr w:type="spellStart"/>
+            <w:r>
+              <w:rPr>
+                <w:rFonts w:ascii="Nirmala UI" w:hAnsi="Nirmala UI" w:cs="Nirmala UI"/>
+              </w:rPr>
+              <w:t>করবে</w:t>
+            </w:r>
+            <w:proofErr w:type="spellEnd"/>
+            <w:r>
+              <w:t>)</w:t>
+            </w:r>
+          </w:p>
+        </w:tc>
+      </w:tr>
+    </w:tbl>
+    <w:p/>
     <w:p/>
     <w:sectPr>
       <w:pgSz w:w="12240" w:h="15840"/>
